--- a/Team-Meeting-3.docx
+++ b/Team-Meeting-3.docx
@@ -66,17 +66,20 @@
           <w:insideH w:val="single" w:sz="4" w:space="0" w:color="000000"/>
           <w:insideV w:val="single" w:sz="4" w:space="0" w:color="000000"/>
         </w:tblBorders>
+        <w:tblLayout w:type="fixed"/>
       </w:tblPr>
       <w:tblGrid>
-        <w:gridCol w:w="3960"/>
-        <w:gridCol w:w="3960"/>
+        <w:gridCol w:w="4680"/>
+        <w:gridCol w:w="4680"/>
       </w:tblGrid>
       <w:tr>
         <w:trPr>
           <w:tblHeader w:val="on"/>
         </w:trPr>
         <w:tc>
-          <w:tcPr/>
+          <w:tcPr>
+            <w:tcW w:type="dxa" w:w="4680"/>
+          </w:tcPr>
           <w:p>
             <w:pPr>
               <w:pStyle w:val="Compact"/>
@@ -87,7 +90,9 @@
           </w:p>
         </w:tc>
         <w:tc>
-          <w:tcPr/>
+          <w:tcPr>
+            <w:tcW w:type="dxa" w:w="4680"/>
+          </w:tcPr>
           <w:p>
             <w:pPr>
               <w:pStyle w:val="Compact"/>
@@ -100,7 +105,9 @@
       </w:tr>
       <w:tr>
         <w:tc>
-          <w:tcPr/>
+          <w:tcPr>
+            <w:tcW w:type="dxa" w:w="4680"/>
+          </w:tcPr>
           <w:p>
             <w:pPr>
               <w:pStyle w:val="Compact"/>
@@ -111,17 +118,21 @@
           </w:p>
         </w:tc>
         <w:tc>
-          <w:tcPr/>
-          <w:p>
-            <w:pPr>
-              <w:pStyle w:val="Compact"/>
-            </w:pPr>
-          </w:p>
-        </w:tc>
-      </w:tr>
-      <w:tr>
-        <w:tc>
-          <w:tcPr/>
+          <w:tcPr>
+            <w:tcW w:type="dxa" w:w="4680"/>
+          </w:tcPr>
+          <w:p>
+            <w:pPr>
+              <w:pStyle w:val="Compact"/>
+            </w:pPr>
+          </w:p>
+        </w:tc>
+      </w:tr>
+      <w:tr>
+        <w:tc>
+          <w:tcPr>
+            <w:tcW w:type="dxa" w:w="4680"/>
+          </w:tcPr>
           <w:p>
             <w:pPr>
               <w:pStyle w:val="Compact"/>
@@ -132,17 +143,21 @@
           </w:p>
         </w:tc>
         <w:tc>
-          <w:tcPr/>
-          <w:p>
-            <w:pPr>
-              <w:pStyle w:val="Compact"/>
-            </w:pPr>
-          </w:p>
-        </w:tc>
-      </w:tr>
-      <w:tr>
-        <w:tc>
-          <w:tcPr/>
+          <w:tcPr>
+            <w:tcW w:type="dxa" w:w="4680"/>
+          </w:tcPr>
+          <w:p>
+            <w:pPr>
+              <w:pStyle w:val="Compact"/>
+            </w:pPr>
+          </w:p>
+        </w:tc>
+      </w:tr>
+      <w:tr>
+        <w:tc>
+          <w:tcPr>
+            <w:tcW w:type="dxa" w:w="4680"/>
+          </w:tcPr>
           <w:p>
             <w:pPr>
               <w:pStyle w:val="Compact"/>
@@ -153,17 +168,21 @@
           </w:p>
         </w:tc>
         <w:tc>
-          <w:tcPr/>
-          <w:p>
-            <w:pPr>
-              <w:pStyle w:val="Compact"/>
-            </w:pPr>
-          </w:p>
-        </w:tc>
-      </w:tr>
-      <w:tr>
-        <w:tc>
-          <w:tcPr/>
+          <w:tcPr>
+            <w:tcW w:type="dxa" w:w="4680"/>
+          </w:tcPr>
+          <w:p>
+            <w:pPr>
+              <w:pStyle w:val="Compact"/>
+            </w:pPr>
+          </w:p>
+        </w:tc>
+      </w:tr>
+      <w:tr>
+        <w:tc>
+          <w:tcPr>
+            <w:tcW w:type="dxa" w:w="4680"/>
+          </w:tcPr>
           <w:p>
             <w:pPr>
               <w:pStyle w:val="Compact"/>
@@ -174,7 +193,9 @@
           </w:p>
         </w:tc>
         <w:tc>
-          <w:tcPr/>
+          <w:tcPr>
+            <w:tcW w:type="dxa" w:w="4680"/>
+          </w:tcPr>
           <w:p>
             <w:pPr>
               <w:pStyle w:val="Compact"/>
@@ -205,17 +226,20 @@
           <w:insideH w:val="single" w:sz="4" w:space="0" w:color="000000"/>
           <w:insideV w:val="single" w:sz="4" w:space="0" w:color="000000"/>
         </w:tblBorders>
+        <w:tblLayout w:type="fixed"/>
       </w:tblPr>
       <w:tblGrid>
-        <w:gridCol w:w="3960"/>
-        <w:gridCol w:w="3960"/>
+        <w:gridCol w:w="4680"/>
+        <w:gridCol w:w="4680"/>
       </w:tblGrid>
       <w:tr>
         <w:trPr>
           <w:tblHeader w:val="on"/>
         </w:trPr>
         <w:tc>
-          <w:tcPr/>
+          <w:tcPr>
+            <w:tcW w:type="dxa" w:w="4680"/>
+          </w:tcPr>
           <w:p>
             <w:pPr>
               <w:pStyle w:val="Compact"/>
@@ -226,7 +250,9 @@
           </w:p>
         </w:tc>
         <w:tc>
-          <w:tcPr/>
+          <w:tcPr>
+            <w:tcW w:type="dxa" w:w="4680"/>
+          </w:tcPr>
           <w:p>
             <w:pPr>
               <w:pStyle w:val="Compact"/>
@@ -239,7 +265,9 @@
       </w:tr>
       <w:tr>
         <w:tc>
-          <w:tcPr/>
+          <w:tcPr>
+            <w:tcW w:type="dxa" w:w="4680"/>
+          </w:tcPr>
           <w:p>
             <w:pPr>
               <w:pStyle w:val="Compact"/>
@@ -250,17 +278,21 @@
           </w:p>
         </w:tc>
         <w:tc>
-          <w:tcPr/>
-          <w:p>
-            <w:pPr>
-              <w:pStyle w:val="Compact"/>
-            </w:pPr>
-          </w:p>
-        </w:tc>
-      </w:tr>
-      <w:tr>
-        <w:tc>
-          <w:tcPr/>
+          <w:tcPr>
+            <w:tcW w:type="dxa" w:w="4680"/>
+          </w:tcPr>
+          <w:p>
+            <w:pPr>
+              <w:pStyle w:val="Compact"/>
+            </w:pPr>
+          </w:p>
+        </w:tc>
+      </w:tr>
+      <w:tr>
+        <w:tc>
+          <w:tcPr>
+            <w:tcW w:type="dxa" w:w="4680"/>
+          </w:tcPr>
           <w:p>
             <w:pPr>
               <w:pStyle w:val="Compact"/>
@@ -271,17 +303,21 @@
           </w:p>
         </w:tc>
         <w:tc>
-          <w:tcPr/>
-          <w:p>
-            <w:pPr>
-              <w:pStyle w:val="Compact"/>
-            </w:pPr>
-          </w:p>
-        </w:tc>
-      </w:tr>
-      <w:tr>
-        <w:tc>
-          <w:tcPr/>
+          <w:tcPr>
+            <w:tcW w:type="dxa" w:w="4680"/>
+          </w:tcPr>
+          <w:p>
+            <w:pPr>
+              <w:pStyle w:val="Compact"/>
+            </w:pPr>
+          </w:p>
+        </w:tc>
+      </w:tr>
+      <w:tr>
+        <w:tc>
+          <w:tcPr>
+            <w:tcW w:type="dxa" w:w="4680"/>
+          </w:tcPr>
           <w:p>
             <w:pPr>
               <w:pStyle w:val="Compact"/>
@@ -292,17 +328,21 @@
           </w:p>
         </w:tc>
         <w:tc>
-          <w:tcPr/>
-          <w:p>
-            <w:pPr>
-              <w:pStyle w:val="Compact"/>
-            </w:pPr>
-          </w:p>
-        </w:tc>
-      </w:tr>
-      <w:tr>
-        <w:tc>
-          <w:tcPr/>
+          <w:tcPr>
+            <w:tcW w:type="dxa" w:w="4680"/>
+          </w:tcPr>
+          <w:p>
+            <w:pPr>
+              <w:pStyle w:val="Compact"/>
+            </w:pPr>
+          </w:p>
+        </w:tc>
+      </w:tr>
+      <w:tr>
+        <w:tc>
+          <w:tcPr>
+            <w:tcW w:type="dxa" w:w="4680"/>
+          </w:tcPr>
           <w:p>
             <w:pPr>
               <w:pStyle w:val="Compact"/>
@@ -313,17 +353,21 @@
           </w:p>
         </w:tc>
         <w:tc>
-          <w:tcPr/>
-          <w:p>
-            <w:pPr>
-              <w:pStyle w:val="Compact"/>
-            </w:pPr>
-          </w:p>
-        </w:tc>
-      </w:tr>
-      <w:tr>
-        <w:tc>
-          <w:tcPr/>
+          <w:tcPr>
+            <w:tcW w:type="dxa" w:w="4680"/>
+          </w:tcPr>
+          <w:p>
+            <w:pPr>
+              <w:pStyle w:val="Compact"/>
+            </w:pPr>
+          </w:p>
+        </w:tc>
+      </w:tr>
+      <w:tr>
+        <w:tc>
+          <w:tcPr>
+            <w:tcW w:type="dxa" w:w="4680"/>
+          </w:tcPr>
           <w:p>
             <w:pPr>
               <w:pStyle w:val="Compact"/>
@@ -334,17 +378,21 @@
           </w:p>
         </w:tc>
         <w:tc>
-          <w:tcPr/>
-          <w:p>
-            <w:pPr>
-              <w:pStyle w:val="Compact"/>
-            </w:pPr>
-          </w:p>
-        </w:tc>
-      </w:tr>
-      <w:tr>
-        <w:tc>
-          <w:tcPr/>
+          <w:tcPr>
+            <w:tcW w:type="dxa" w:w="4680"/>
+          </w:tcPr>
+          <w:p>
+            <w:pPr>
+              <w:pStyle w:val="Compact"/>
+            </w:pPr>
+          </w:p>
+        </w:tc>
+      </w:tr>
+      <w:tr>
+        <w:tc>
+          <w:tcPr>
+            <w:tcW w:type="dxa" w:w="4680"/>
+          </w:tcPr>
           <w:p>
             <w:pPr>
               <w:pStyle w:val="Compact"/>
@@ -355,7 +403,9 @@
           </w:p>
         </w:tc>
         <w:tc>
-          <w:tcPr/>
+          <w:tcPr>
+            <w:tcW w:type="dxa" w:w="4680"/>
+          </w:tcPr>
           <w:p>
             <w:pPr>
               <w:pStyle w:val="Compact"/>
@@ -387,17 +437,20 @@
           <w:insideH w:val="single" w:sz="4" w:space="0" w:color="000000"/>
           <w:insideV w:val="single" w:sz="4" w:space="0" w:color="000000"/>
         </w:tblBorders>
+        <w:tblLayout w:type="fixed"/>
       </w:tblPr>
       <w:tblGrid>
-        <w:gridCol w:w="3960"/>
-        <w:gridCol w:w="3960"/>
+        <w:gridCol w:w="4680"/>
+        <w:gridCol w:w="4680"/>
       </w:tblGrid>
       <w:tr>
         <w:trPr>
           <w:tblHeader w:val="on"/>
         </w:trPr>
         <w:tc>
-          <w:tcPr/>
+          <w:tcPr>
+            <w:tcW w:type="dxa" w:w="4680"/>
+          </w:tcPr>
           <w:p>
             <w:pPr>
               <w:pStyle w:val="Compact"/>
@@ -408,7 +461,9 @@
           </w:p>
         </w:tc>
         <w:tc>
-          <w:tcPr/>
+          <w:tcPr>
+            <w:tcW w:type="dxa" w:w="4680"/>
+          </w:tcPr>
           <w:p>
             <w:pPr>
               <w:pStyle w:val="Compact"/>
@@ -421,33 +476,41 @@
       </w:tr>
       <w:tr>
         <w:tc>
-          <w:tcPr/>
-          <w:p>
-            <w:pPr>
-              <w:pStyle w:val="Compact"/>
-            </w:pPr>
-          </w:p>
-        </w:tc>
-        <w:tc>
-          <w:tcPr/>
-          <w:p>
-            <w:pPr>
-              <w:pStyle w:val="Compact"/>
-            </w:pPr>
-          </w:p>
-        </w:tc>
-      </w:tr>
-      <w:tr>
-        <w:tc>
-          <w:tcPr/>
-          <w:p>
-            <w:pPr>
-              <w:pStyle w:val="Compact"/>
-            </w:pPr>
-          </w:p>
-        </w:tc>
-        <w:tc>
-          <w:tcPr/>
+          <w:tcPr>
+            <w:tcW w:type="dxa" w:w="4680"/>
+          </w:tcPr>
+          <w:p>
+            <w:pPr>
+              <w:pStyle w:val="Compact"/>
+            </w:pPr>
+          </w:p>
+        </w:tc>
+        <w:tc>
+          <w:tcPr>
+            <w:tcW w:type="dxa" w:w="4680"/>
+          </w:tcPr>
+          <w:p>
+            <w:pPr>
+              <w:pStyle w:val="Compact"/>
+            </w:pPr>
+          </w:p>
+        </w:tc>
+      </w:tr>
+      <w:tr>
+        <w:tc>
+          <w:tcPr>
+            <w:tcW w:type="dxa" w:w="4680"/>
+          </w:tcPr>
+          <w:p>
+            <w:pPr>
+              <w:pStyle w:val="Compact"/>
+            </w:pPr>
+          </w:p>
+        </w:tc>
+        <w:tc>
+          <w:tcPr>
+            <w:tcW w:type="dxa" w:w="4680"/>
+          </w:tcPr>
           <w:p>
             <w:pPr>
               <w:pStyle w:val="Compact"/>
@@ -674,17 +737,20 @@
           <w:insideH w:val="single" w:sz="4" w:space="0" w:color="000000"/>
           <w:insideV w:val="single" w:sz="4" w:space="0" w:color="000000"/>
         </w:tblBorders>
+        <w:tblLayout w:type="fixed"/>
       </w:tblPr>
       <w:tblGrid>
-        <w:gridCol w:w="3960"/>
-        <w:gridCol w:w="3960"/>
+        <w:gridCol w:w="4680"/>
+        <w:gridCol w:w="4680"/>
       </w:tblGrid>
       <w:tr>
         <w:trPr>
           <w:tblHeader w:val="on"/>
         </w:trPr>
         <w:tc>
-          <w:tcPr/>
+          <w:tcPr>
+            <w:tcW w:type="dxa" w:w="4680"/>
+          </w:tcPr>
           <w:p>
             <w:pPr>
               <w:pStyle w:val="Compact"/>
@@ -695,7 +761,9 @@
           </w:p>
         </w:tc>
         <w:tc>
-          <w:tcPr/>
+          <w:tcPr>
+            <w:tcW w:type="dxa" w:w="4680"/>
+          </w:tcPr>
           <w:p>
             <w:pPr>
               <w:pStyle w:val="Compact"/>
@@ -708,7 +776,9 @@
       </w:tr>
       <w:tr>
         <w:tc>
-          <w:tcPr/>
+          <w:tcPr>
+            <w:tcW w:type="dxa" w:w="4680"/>
+          </w:tcPr>
           <w:p>
             <w:pPr>
               <w:pStyle w:val="Compact"/>
@@ -719,17 +789,21 @@
           </w:p>
         </w:tc>
         <w:tc>
-          <w:tcPr/>
-          <w:p>
-            <w:pPr>
-              <w:pStyle w:val="Compact"/>
-            </w:pPr>
-          </w:p>
-        </w:tc>
-      </w:tr>
-      <w:tr>
-        <w:tc>
-          <w:tcPr/>
+          <w:tcPr>
+            <w:tcW w:type="dxa" w:w="4680"/>
+          </w:tcPr>
+          <w:p>
+            <w:pPr>
+              <w:pStyle w:val="Compact"/>
+            </w:pPr>
+          </w:p>
+        </w:tc>
+      </w:tr>
+      <w:tr>
+        <w:tc>
+          <w:tcPr>
+            <w:tcW w:type="dxa" w:w="4680"/>
+          </w:tcPr>
           <w:p>
             <w:pPr>
               <w:pStyle w:val="Compact"/>
@@ -740,17 +814,21 @@
           </w:p>
         </w:tc>
         <w:tc>
-          <w:tcPr/>
-          <w:p>
-            <w:pPr>
-              <w:pStyle w:val="Compact"/>
-            </w:pPr>
-          </w:p>
-        </w:tc>
-      </w:tr>
-      <w:tr>
-        <w:tc>
-          <w:tcPr/>
+          <w:tcPr>
+            <w:tcW w:type="dxa" w:w="4680"/>
+          </w:tcPr>
+          <w:p>
+            <w:pPr>
+              <w:pStyle w:val="Compact"/>
+            </w:pPr>
+          </w:p>
+        </w:tc>
+      </w:tr>
+      <w:tr>
+        <w:tc>
+          <w:tcPr>
+            <w:tcW w:type="dxa" w:w="4680"/>
+          </w:tcPr>
           <w:p>
             <w:pPr>
               <w:pStyle w:val="Compact"/>
@@ -761,7 +839,9 @@
           </w:p>
         </w:tc>
         <w:tc>
-          <w:tcPr/>
+          <w:tcPr>
+            <w:tcW w:type="dxa" w:w="4680"/>
+          </w:tcPr>
           <w:p>
             <w:pPr>
               <w:pStyle w:val="Compact"/>
@@ -809,365 +889,6 @@
       </w:r>
       <w:r>
         <w:t xml:space="preserve">from the list below to debate today.</w:t>
-      </w:r>
-    </w:p>
-    <w:tbl>
-      <w:tblPr>
-        <w:tblW w:type="pct" w:w="5000"/>
-        <w:tblStyle w:val="Table"/>
-        <w:tblLayout w:type="fixed"/>
-        <w:tblLook w:firstRow="1" w:lastRow="0" w:firstColumn="0" w:lastColumn="0" w:noHBand="0" w:noVBand="0" w:val="0020"/>
-        <w:tblBorders>
-          <w:top w:val="single" w:sz="4" w:space="0" w:color="000000"/>
-          <w:left w:val="single" w:sz="4" w:space="0" w:color="000000"/>
-          <w:bottom w:val="single" w:sz="4" w:space="0" w:color="000000"/>
-          <w:right w:val="single" w:sz="4" w:space="0" w:color="000000"/>
-          <w:insideH w:val="single" w:sz="4" w:space="0" w:color="000000"/>
-          <w:insideV w:val="single" w:sz="4" w:space="0" w:color="000000"/>
-        </w:tblBorders>
-      </w:tblPr>
-      <w:tblGrid>
-        <w:gridCol w:w="402"/>
-        <w:gridCol w:w="1879"/>
-        <w:gridCol w:w="2818"/>
-        <w:gridCol w:w="2818"/>
-      </w:tblGrid>
-      <w:tr>
-        <w:trPr>
-          <w:tblHeader w:val="on"/>
-        </w:trPr>
-        <w:tc>
-          <w:tcPr/>
-          <w:p>
-            <w:pPr>
-              <w:pStyle w:val="Compact"/>
-            </w:pPr>
-            <w:r>
-              <w:t xml:space="preserve">#</w:t>
-            </w:r>
-          </w:p>
-        </w:tc>
-        <w:tc>
-          <w:tcPr/>
-          <w:p>
-            <w:pPr>
-              <w:pStyle w:val="Compact"/>
-            </w:pPr>
-            <w:r>
-              <w:t xml:space="preserve">Debate Topic</w:t>
-            </w:r>
-          </w:p>
-        </w:tc>
-        <w:tc>
-          <w:tcPr/>
-          <w:p>
-            <w:pPr>
-              <w:pStyle w:val="Compact"/>
-            </w:pPr>
-            <w:r>
-              <w:t xml:space="preserve">Employee Perspective</w:t>
-            </w:r>
-          </w:p>
-        </w:tc>
-        <w:tc>
-          <w:tcPr/>
-          <w:p>
-            <w:pPr>
-              <w:pStyle w:val="Compact"/>
-            </w:pPr>
-            <w:r>
-              <w:t xml:space="preserve">Employer Perspective</w:t>
-            </w:r>
-          </w:p>
-        </w:tc>
-      </w:tr>
-      <w:tr>
-        <w:tc>
-          <w:tcPr/>
-          <w:p>
-            <w:pPr>
-              <w:pStyle w:val="Compact"/>
-            </w:pPr>
-            <w:r>
-              <w:t xml:space="preserve">1</w:t>
-            </w:r>
-          </w:p>
-        </w:tc>
-        <w:tc>
-          <w:tcPr/>
-          <w:p>
-            <w:pPr>
-              <w:pStyle w:val="Compact"/>
-            </w:pPr>
-            <w:r>
-              <w:t xml:space="preserve">Should companies outsource HR functions to external vendors?</w:t>
-            </w:r>
-          </w:p>
-        </w:tc>
-        <w:tc>
-          <w:tcPr/>
-          <w:p>
-            <w:pPr>
-              <w:pStyle w:val="Compact"/>
-            </w:pPr>
-            <w:r>
-              <w:t xml:space="preserve">In-house HR better serves employee needs and maintains confidentiality</w:t>
-            </w:r>
-          </w:p>
-        </w:tc>
-        <w:tc>
-          <w:tcPr/>
-          <w:p>
-            <w:pPr>
-              <w:pStyle w:val="Compact"/>
-            </w:pPr>
-            <w:r>
-              <w:t xml:space="preserve">Outsourcing reduces costs and provides specialized expertise</w:t>
-            </w:r>
-          </w:p>
-        </w:tc>
-      </w:tr>
-      <w:tr>
-        <w:tc>
-          <w:tcPr/>
-          <w:p>
-            <w:pPr>
-              <w:pStyle w:val="Compact"/>
-            </w:pPr>
-            <w:r>
-              <w:t xml:space="preserve">2</w:t>
-            </w:r>
-          </w:p>
-        </w:tc>
-        <w:tc>
-          <w:tcPr/>
-          <w:p>
-            <w:pPr>
-              <w:pStyle w:val="Compact"/>
-            </w:pPr>
-            <w:r>
-              <w:t xml:space="preserve">Should companies prioritize internal promotion over external hiring?</w:t>
-            </w:r>
-          </w:p>
-        </w:tc>
-        <w:tc>
-          <w:tcPr/>
-          <w:p>
-            <w:pPr>
-              <w:pStyle w:val="Compact"/>
-            </w:pPr>
-            <w:r>
-              <w:t xml:space="preserve">Internal promotion rewards loyalty and boosts morale</w:t>
-            </w:r>
-          </w:p>
-        </w:tc>
-        <w:tc>
-          <w:tcPr/>
-          <w:p>
-            <w:pPr>
-              <w:pStyle w:val="Compact"/>
-            </w:pPr>
-            <w:r>
-              <w:t xml:space="preserve">External hiring brings fresh perspectives and new skills</w:t>
-            </w:r>
-          </w:p>
-        </w:tc>
-      </w:tr>
-      <w:tr>
-        <w:tc>
-          <w:tcPr/>
-          <w:p>
-            <w:pPr>
-              <w:pStyle w:val="Compact"/>
-            </w:pPr>
-            <w:r>
-              <w:t xml:space="preserve">3</w:t>
-            </w:r>
-          </w:p>
-        </w:tc>
-        <w:tc>
-          <w:tcPr/>
-          <w:p>
-            <w:pPr>
-              <w:pStyle w:val="Compact"/>
-            </w:pPr>
-            <w:r>
-              <w:t xml:space="preserve">Should HR be centralized at headquarters or decentralized to each department?</w:t>
-            </w:r>
-          </w:p>
-        </w:tc>
-        <w:tc>
-          <w:tcPr/>
-          <w:p>
-            <w:pPr>
-              <w:pStyle w:val="Compact"/>
-            </w:pPr>
-            <w:r>
-              <w:t xml:space="preserve">Decentralized HR is more responsive to employee needs</w:t>
-            </w:r>
-          </w:p>
-        </w:tc>
-        <w:tc>
-          <w:tcPr/>
-          <w:p>
-            <w:pPr>
-              <w:pStyle w:val="Compact"/>
-            </w:pPr>
-            <w:r>
-              <w:t xml:space="preserve">Centralized HR ensures consistency and efficiency</w:t>
-            </w:r>
-          </w:p>
-        </w:tc>
-      </w:tr>
-      <w:tr>
-        <w:tc>
-          <w:tcPr/>
-          <w:p>
-            <w:pPr>
-              <w:pStyle w:val="Compact"/>
-            </w:pPr>
-            <w:r>
-              <w:t xml:space="preserve">4</w:t>
-            </w:r>
-          </w:p>
-        </w:tc>
-        <w:tc>
-          <w:tcPr/>
-          <w:p>
-            <w:pPr>
-              <w:pStyle w:val="Compact"/>
-            </w:pPr>
-            <w:r>
-              <w:t xml:space="preserve">Should companies use AI/algorithms in hiring decisions?</w:t>
-            </w:r>
-          </w:p>
-        </w:tc>
-        <w:tc>
-          <w:tcPr/>
-          <w:p>
-            <w:pPr>
-              <w:pStyle w:val="Compact"/>
-            </w:pPr>
-            <w:r>
-              <w:t xml:space="preserve">AI may introduce bias and lacks human judgment</w:t>
-            </w:r>
-          </w:p>
-        </w:tc>
-        <w:tc>
-          <w:tcPr/>
-          <w:p>
-            <w:pPr>
-              <w:pStyle w:val="Compact"/>
-            </w:pPr>
-            <w:r>
-              <w:t xml:space="preserve">AI increases efficiency and reduces human bias</w:t>
-            </w:r>
-          </w:p>
-        </w:tc>
-      </w:tr>
-      <w:tr>
-        <w:tc>
-          <w:tcPr/>
-          <w:p>
-            <w:pPr>
-              <w:pStyle w:val="Compact"/>
-            </w:pPr>
-            <w:r>
-              <w:t xml:space="preserve">5</w:t>
-            </w:r>
-          </w:p>
-        </w:tc>
-        <w:tc>
-          <w:tcPr/>
-          <w:p>
-            <w:pPr>
-              <w:pStyle w:val="Compact"/>
-            </w:pPr>
-            <w:r>
-              <w:t xml:space="preserve">Should employers have access to employees’ social media accounts?</w:t>
-            </w:r>
-          </w:p>
-        </w:tc>
-        <w:tc>
-          <w:tcPr/>
-          <w:p>
-            <w:pPr>
-              <w:pStyle w:val="Compact"/>
-            </w:pPr>
-            <w:r>
-              <w:t xml:space="preserve">This violates employee privacy and trust</w:t>
-            </w:r>
-          </w:p>
-        </w:tc>
-        <w:tc>
-          <w:tcPr/>
-          <w:p>
-            <w:pPr>
-              <w:pStyle w:val="Compact"/>
-            </w:pPr>
-            <w:r>
-              <w:t xml:space="preserve">It protects company reputation and ensures cultural fit</w:t>
-            </w:r>
-          </w:p>
-        </w:tc>
-      </w:tr>
-      <w:tr>
-        <w:tc>
-          <w:tcPr/>
-          <w:p>
-            <w:pPr>
-              <w:pStyle w:val="Compact"/>
-            </w:pPr>
-            <w:r>
-              <w:t xml:space="preserve">6</w:t>
-            </w:r>
-          </w:p>
-        </w:tc>
-        <w:tc>
-          <w:tcPr/>
-          <w:p>
-            <w:pPr>
-              <w:pStyle w:val="Compact"/>
-            </w:pPr>
-            <w:r>
-              <w:t xml:space="preserve">Should remote work be the default option for all eligible positions?</w:t>
-            </w:r>
-          </w:p>
-        </w:tc>
-        <w:tc>
-          <w:tcPr/>
-          <w:p>
-            <w:pPr>
-              <w:pStyle w:val="Compact"/>
-            </w:pPr>
-            <w:r>
-              <w:t xml:space="preserve">Remote work improves work-life balance and reduces commute stress</w:t>
-            </w:r>
-          </w:p>
-        </w:tc>
-        <w:tc>
-          <w:tcPr/>
-          <w:p>
-            <w:pPr>
-              <w:pStyle w:val="Compact"/>
-            </w:pPr>
-            <w:r>
-              <w:t xml:space="preserve">In-office work enhances collaboration and company culture</w:t>
-            </w:r>
-          </w:p>
-        </w:tc>
-      </w:tr>
-    </w:tbl>
-    <w:p>
-      <w:pPr>
-        <w:pStyle w:val="BodyText"/>
-      </w:pPr>
-      <w:r>
-        <w:rPr>
-          <w:b/>
-          <w:bCs/>
-        </w:rPr>
-        <w:t xml:space="preserve">Our team’s selected topics:</w:t>
       </w:r>
     </w:p>
     <w:tbl>
@@ -1183,192 +904,406 @@
           <w:insideH w:val="single" w:sz="4" w:space="0" w:color="000000"/>
           <w:insideV w:val="single" w:sz="4" w:space="0" w:color="000000"/>
         </w:tblBorders>
+        <w:tblLayout w:type="fixed"/>
       </w:tblPr>
       <w:tblGrid>
-        <w:gridCol w:w="2640"/>
-        <w:gridCol w:w="2640"/>
-        <w:gridCol w:w="2640"/>
+        <w:gridCol w:w="2340"/>
+        <w:gridCol w:w="2340"/>
+        <w:gridCol w:w="2340"/>
+        <w:gridCol w:w="2340"/>
       </w:tblGrid>
       <w:tr>
         <w:trPr>
           <w:tblHeader w:val="on"/>
         </w:trPr>
         <w:tc>
-          <w:tcPr/>
-          <w:p>
-            <w:pPr>
-              <w:pStyle w:val="Compact"/>
-            </w:pPr>
-            <w:r>
-              <w:t xml:space="preserve">Order</w:t>
-            </w:r>
-          </w:p>
-        </w:tc>
-        <w:tc>
-          <w:tcPr/>
-          <w:p>
-            <w:pPr>
-              <w:pStyle w:val="Compact"/>
-            </w:pPr>
-            <w:r>
-              <w:t xml:space="preserve">Topic #</w:t>
-            </w:r>
-          </w:p>
-        </w:tc>
-        <w:tc>
-          <w:tcPr/>
-          <w:p>
-            <w:pPr>
-              <w:pStyle w:val="Compact"/>
-            </w:pPr>
-            <w:r>
-              <w:t xml:space="preserve">Topic</w:t>
-            </w:r>
-          </w:p>
-        </w:tc>
-      </w:tr>
-      <w:tr>
-        <w:tc>
-          <w:tcPr/>
-          <w:p>
-            <w:pPr>
-              <w:pStyle w:val="Compact"/>
-            </w:pPr>
-            <w:r>
-              <w:t xml:space="preserve">1st</w:t>
-            </w:r>
-          </w:p>
-        </w:tc>
-        <w:tc>
-          <w:tcPr/>
-          <w:p>
-            <w:pPr>
-              <w:pStyle w:val="Compact"/>
-            </w:pPr>
-          </w:p>
-        </w:tc>
-        <w:tc>
-          <w:tcPr/>
-          <w:p>
-            <w:pPr>
-              <w:pStyle w:val="Compact"/>
-            </w:pPr>
-          </w:p>
-        </w:tc>
-      </w:tr>
-      <w:tr>
-        <w:tc>
-          <w:tcPr/>
-          <w:p>
-            <w:pPr>
-              <w:pStyle w:val="Compact"/>
-            </w:pPr>
-            <w:r>
-              <w:t xml:space="preserve">2nd</w:t>
-            </w:r>
-          </w:p>
-        </w:tc>
-        <w:tc>
-          <w:tcPr/>
-          <w:p>
-            <w:pPr>
-              <w:pStyle w:val="Compact"/>
-            </w:pPr>
-          </w:p>
-        </w:tc>
-        <w:tc>
-          <w:tcPr/>
-          <w:p>
-            <w:pPr>
-              <w:pStyle w:val="Compact"/>
-            </w:pPr>
+          <w:tcPr>
+            <w:tcW w:type="dxa" w:w="2340"/>
+          </w:tcPr>
+          <w:p>
+            <w:pPr>
+              <w:pStyle w:val="Compact"/>
+            </w:pPr>
+            <w:r>
+              <w:t xml:space="preserve">#</w:t>
+            </w:r>
+          </w:p>
+        </w:tc>
+        <w:tc>
+          <w:tcPr>
+            <w:tcW w:type="dxa" w:w="2340"/>
+          </w:tcPr>
+          <w:p>
+            <w:pPr>
+              <w:pStyle w:val="Compact"/>
+            </w:pPr>
+            <w:r>
+              <w:t xml:space="preserve">Debate Topic</w:t>
+            </w:r>
+          </w:p>
+        </w:tc>
+        <w:tc>
+          <w:tcPr>
+            <w:tcW w:type="dxa" w:w="2340"/>
+          </w:tcPr>
+          <w:p>
+            <w:pPr>
+              <w:pStyle w:val="Compact"/>
+            </w:pPr>
+            <w:r>
+              <w:t xml:space="preserve">Employee Perspective</w:t>
+            </w:r>
+          </w:p>
+        </w:tc>
+        <w:tc>
+          <w:tcPr>
+            <w:tcW w:type="dxa" w:w="2340"/>
+          </w:tcPr>
+          <w:p>
+            <w:pPr>
+              <w:pStyle w:val="Compact"/>
+            </w:pPr>
+            <w:r>
+              <w:t xml:space="preserve">Employer Perspective</w:t>
+            </w:r>
+          </w:p>
+        </w:tc>
+      </w:tr>
+      <w:tr>
+        <w:tc>
+          <w:tcPr>
+            <w:tcW w:type="dxa" w:w="2340"/>
+          </w:tcPr>
+          <w:p>
+            <w:pPr>
+              <w:pStyle w:val="Compact"/>
+            </w:pPr>
+            <w:r>
+              <w:t xml:space="preserve">1</w:t>
+            </w:r>
+          </w:p>
+        </w:tc>
+        <w:tc>
+          <w:tcPr>
+            <w:tcW w:type="dxa" w:w="2340"/>
+          </w:tcPr>
+          <w:p>
+            <w:pPr>
+              <w:pStyle w:val="Compact"/>
+            </w:pPr>
+            <w:r>
+              <w:t xml:space="preserve">Should companies outsource HR functions to external vendors?</w:t>
+            </w:r>
+          </w:p>
+        </w:tc>
+        <w:tc>
+          <w:tcPr>
+            <w:tcW w:type="dxa" w:w="2340"/>
+          </w:tcPr>
+          <w:p>
+            <w:pPr>
+              <w:pStyle w:val="Compact"/>
+            </w:pPr>
+            <w:r>
+              <w:t xml:space="preserve">In-house HR better serves employee needs and maintains confidentiality</w:t>
+            </w:r>
+          </w:p>
+        </w:tc>
+        <w:tc>
+          <w:tcPr>
+            <w:tcW w:type="dxa" w:w="2340"/>
+          </w:tcPr>
+          <w:p>
+            <w:pPr>
+              <w:pStyle w:val="Compact"/>
+            </w:pPr>
+            <w:r>
+              <w:t xml:space="preserve">Outsourcing reduces costs and provides specialized expertise</w:t>
+            </w:r>
+          </w:p>
+        </w:tc>
+      </w:tr>
+      <w:tr>
+        <w:tc>
+          <w:tcPr>
+            <w:tcW w:type="dxa" w:w="2340"/>
+          </w:tcPr>
+          <w:p>
+            <w:pPr>
+              <w:pStyle w:val="Compact"/>
+            </w:pPr>
+            <w:r>
+              <w:t xml:space="preserve">2</w:t>
+            </w:r>
+          </w:p>
+        </w:tc>
+        <w:tc>
+          <w:tcPr>
+            <w:tcW w:type="dxa" w:w="2340"/>
+          </w:tcPr>
+          <w:p>
+            <w:pPr>
+              <w:pStyle w:val="Compact"/>
+            </w:pPr>
+            <w:r>
+              <w:t xml:space="preserve">Should companies prioritize internal promotion over external hiring?</w:t>
+            </w:r>
+          </w:p>
+        </w:tc>
+        <w:tc>
+          <w:tcPr>
+            <w:tcW w:type="dxa" w:w="2340"/>
+          </w:tcPr>
+          <w:p>
+            <w:pPr>
+              <w:pStyle w:val="Compact"/>
+            </w:pPr>
+            <w:r>
+              <w:t xml:space="preserve">Internal promotion rewards loyalty and boosts morale</w:t>
+            </w:r>
+          </w:p>
+        </w:tc>
+        <w:tc>
+          <w:tcPr>
+            <w:tcW w:type="dxa" w:w="2340"/>
+          </w:tcPr>
+          <w:p>
+            <w:pPr>
+              <w:pStyle w:val="Compact"/>
+            </w:pPr>
+            <w:r>
+              <w:t xml:space="preserve">External hiring brings fresh perspectives and new skills</w:t>
+            </w:r>
+          </w:p>
+        </w:tc>
+      </w:tr>
+      <w:tr>
+        <w:tc>
+          <w:tcPr>
+            <w:tcW w:type="dxa" w:w="2340"/>
+          </w:tcPr>
+          <w:p>
+            <w:pPr>
+              <w:pStyle w:val="Compact"/>
+            </w:pPr>
+            <w:r>
+              <w:t xml:space="preserve">3</w:t>
+            </w:r>
+          </w:p>
+        </w:tc>
+        <w:tc>
+          <w:tcPr>
+            <w:tcW w:type="dxa" w:w="2340"/>
+          </w:tcPr>
+          <w:p>
+            <w:pPr>
+              <w:pStyle w:val="Compact"/>
+            </w:pPr>
+            <w:r>
+              <w:t xml:space="preserve">Should HR be centralized at headquarters or decentralized to each department?</w:t>
+            </w:r>
+          </w:p>
+        </w:tc>
+        <w:tc>
+          <w:tcPr>
+            <w:tcW w:type="dxa" w:w="2340"/>
+          </w:tcPr>
+          <w:p>
+            <w:pPr>
+              <w:pStyle w:val="Compact"/>
+            </w:pPr>
+            <w:r>
+              <w:t xml:space="preserve">Decentralized HR is more responsive to employee needs</w:t>
+            </w:r>
+          </w:p>
+        </w:tc>
+        <w:tc>
+          <w:tcPr>
+            <w:tcW w:type="dxa" w:w="2340"/>
+          </w:tcPr>
+          <w:p>
+            <w:pPr>
+              <w:pStyle w:val="Compact"/>
+            </w:pPr>
+            <w:r>
+              <w:t xml:space="preserve">Centralized HR ensures consistency and efficiency</w:t>
+            </w:r>
+          </w:p>
+        </w:tc>
+      </w:tr>
+      <w:tr>
+        <w:tc>
+          <w:tcPr>
+            <w:tcW w:type="dxa" w:w="2340"/>
+          </w:tcPr>
+          <w:p>
+            <w:pPr>
+              <w:pStyle w:val="Compact"/>
+            </w:pPr>
+            <w:r>
+              <w:t xml:space="preserve">4</w:t>
+            </w:r>
+          </w:p>
+        </w:tc>
+        <w:tc>
+          <w:tcPr>
+            <w:tcW w:type="dxa" w:w="2340"/>
+          </w:tcPr>
+          <w:p>
+            <w:pPr>
+              <w:pStyle w:val="Compact"/>
+            </w:pPr>
+            <w:r>
+              <w:t xml:space="preserve">Should companies use AI/algorithms in hiring decisions?</w:t>
+            </w:r>
+          </w:p>
+        </w:tc>
+        <w:tc>
+          <w:tcPr>
+            <w:tcW w:type="dxa" w:w="2340"/>
+          </w:tcPr>
+          <w:p>
+            <w:pPr>
+              <w:pStyle w:val="Compact"/>
+            </w:pPr>
+            <w:r>
+              <w:t xml:space="preserve">AI may introduce bias and lacks human judgment</w:t>
+            </w:r>
+          </w:p>
+        </w:tc>
+        <w:tc>
+          <w:tcPr>
+            <w:tcW w:type="dxa" w:w="2340"/>
+          </w:tcPr>
+          <w:p>
+            <w:pPr>
+              <w:pStyle w:val="Compact"/>
+            </w:pPr>
+            <w:r>
+              <w:t xml:space="preserve">AI increases efficiency and reduces human bias</w:t>
+            </w:r>
+          </w:p>
+        </w:tc>
+      </w:tr>
+      <w:tr>
+        <w:tc>
+          <w:tcPr>
+            <w:tcW w:type="dxa" w:w="2340"/>
+          </w:tcPr>
+          <w:p>
+            <w:pPr>
+              <w:pStyle w:val="Compact"/>
+            </w:pPr>
+            <w:r>
+              <w:t xml:space="preserve">5</w:t>
+            </w:r>
+          </w:p>
+        </w:tc>
+        <w:tc>
+          <w:tcPr>
+            <w:tcW w:type="dxa" w:w="2340"/>
+          </w:tcPr>
+          <w:p>
+            <w:pPr>
+              <w:pStyle w:val="Compact"/>
+            </w:pPr>
+            <w:r>
+              <w:t xml:space="preserve">Should employers have access to employees’ social media accounts?</w:t>
+            </w:r>
+          </w:p>
+        </w:tc>
+        <w:tc>
+          <w:tcPr>
+            <w:tcW w:type="dxa" w:w="2340"/>
+          </w:tcPr>
+          <w:p>
+            <w:pPr>
+              <w:pStyle w:val="Compact"/>
+            </w:pPr>
+            <w:r>
+              <w:t xml:space="preserve">This violates employee privacy and trust</w:t>
+            </w:r>
+          </w:p>
+        </w:tc>
+        <w:tc>
+          <w:tcPr>
+            <w:tcW w:type="dxa" w:w="2340"/>
+          </w:tcPr>
+          <w:p>
+            <w:pPr>
+              <w:pStyle w:val="Compact"/>
+            </w:pPr>
+            <w:r>
+              <w:t xml:space="preserve">It protects company reputation and ensures cultural fit</w:t>
+            </w:r>
+          </w:p>
+        </w:tc>
+      </w:tr>
+      <w:tr>
+        <w:tc>
+          <w:tcPr>
+            <w:tcW w:type="dxa" w:w="2340"/>
+          </w:tcPr>
+          <w:p>
+            <w:pPr>
+              <w:pStyle w:val="Compact"/>
+            </w:pPr>
+            <w:r>
+              <w:t xml:space="preserve">6</w:t>
+            </w:r>
+          </w:p>
+        </w:tc>
+        <w:tc>
+          <w:tcPr>
+            <w:tcW w:type="dxa" w:w="2340"/>
+          </w:tcPr>
+          <w:p>
+            <w:pPr>
+              <w:pStyle w:val="Compact"/>
+            </w:pPr>
+            <w:r>
+              <w:t xml:space="preserve">Should remote work be the default option for all eligible positions?</w:t>
+            </w:r>
+          </w:p>
+        </w:tc>
+        <w:tc>
+          <w:tcPr>
+            <w:tcW w:type="dxa" w:w="2340"/>
+          </w:tcPr>
+          <w:p>
+            <w:pPr>
+              <w:pStyle w:val="Compact"/>
+            </w:pPr>
+            <w:r>
+              <w:t xml:space="preserve">Remote work improves work-life balance and reduces commute stress</w:t>
+            </w:r>
+          </w:p>
+        </w:tc>
+        <w:tc>
+          <w:tcPr>
+            <w:tcW w:type="dxa" w:w="2340"/>
+          </w:tcPr>
+          <w:p>
+            <w:pPr>
+              <w:pStyle w:val="Compact"/>
+            </w:pPr>
+            <w:r>
+              <w:t xml:space="preserve">In-office work enhances collaboration and company culture</w:t>
+            </w:r>
           </w:p>
         </w:tc>
       </w:tr>
     </w:tbl>
     <w:p>
-      <w:r>
-        <w:pict>
-          <v:rect style="width:0;height:1.5pt" o:hralign="center" o:hrstd="t" o:hr="t"/>
-        </w:pict>
-      </w:r>
-    </w:p>
-    <w:bookmarkEnd w:id="16"/>
-    <w:bookmarkStart w:id="17" w:name="minutes-individual-brainstorming"/>
-    <w:p>
-      <w:pPr>
-        <w:pStyle w:val="Heading3"/>
-      </w:pPr>
-      <w:r>
-        <w:t xml:space="preserve">[6 minutes] Individual Brainstorming</w:t>
-      </w:r>
-    </w:p>
-    <w:p>
-      <w:pPr>
-        <w:pStyle w:val="FirstParagraph"/>
-      </w:pPr>
-      <w:r>
-        <w:t xml:space="preserve">Before the debate begins, take out a piece of paper and brainstorm your arguments individually for 6 minutes.</w:t>
-      </w:r>
-    </w:p>
-    <w:p>
-      <w:pPr>
-        <w:pStyle w:val="BlockText"/>
+      <w:pPr>
+        <w:pStyle w:val="BodyText"/>
       </w:pPr>
       <w:r>
         <w:rPr>
           <w:b/>
           <w:bCs/>
         </w:rPr>
-        <w:t xml:space="preserve">No smartphones or laptops allowed</w:t>
-      </w:r>
-      <w:r>
-        <w:t xml:space="preserve"> </w:t>
-      </w:r>
-      <w:r>
-        <w:t xml:space="preserve">during brainstorming (except for the Notetaker).</w:t>
-      </w:r>
-    </w:p>
-    <w:p>
-      <w:r>
-        <w:pict>
-          <v:rect style="width:0;height:1.5pt" o:hralign="center" o:hrstd="t" o:hr="t"/>
-        </w:pict>
-      </w:r>
-    </w:p>
-    <w:bookmarkEnd w:id="17"/>
-    <w:bookmarkEnd w:id="18"/>
-    <w:bookmarkStart w:id="24" w:name="debate-rounds-12-minutes-total"/>
-    <w:p>
-      <w:pPr>
-        <w:pStyle w:val="Heading2"/>
-      </w:pPr>
-      <w:r>
-        <w:t xml:space="preserve">Debate Rounds [12 minutes total]</w:t>
-      </w:r>
-    </w:p>
-    <w:p>
-      <w:pPr>
-        <w:pStyle w:val="FirstParagraph"/>
-      </w:pPr>
-      <w:r>
-        <w:t xml:space="preserve">For each topic (6 min each), both sides present their arguments, rebut, and share key takeaways.</w:t>
-      </w:r>
-    </w:p>
-    <w:p>
-      <w:r>
-        <w:pict>
-          <v:rect style="width:0;height:1.5pt" o:hralign="center" o:hrstd="t" o:hr="t"/>
-        </w:pict>
-      </w:r>
-    </w:p>
-    <w:bookmarkStart w:id="19" w:name="topic-1-_______________"/>
-    <w:p>
-      <w:pPr>
-        <w:pStyle w:val="Heading3"/>
-      </w:pPr>
-      <w:r>
-        <w:t xml:space="preserve">Topic 1: _______________</w:t>
+        <w:t xml:space="preserve">Our team’s selected topics:</w:t>
       </w:r>
     </w:p>
     <w:tbl>
@@ -1384,130 +1319,120 @@
           <w:insideH w:val="single" w:sz="4" w:space="0" w:color="000000"/>
           <w:insideV w:val="single" w:sz="4" w:space="0" w:color="000000"/>
         </w:tblBorders>
+        <w:tblLayout w:type="fixed"/>
       </w:tblPr>
       <w:tblGrid>
-        <w:gridCol w:w="2640"/>
-        <w:gridCol w:w="2640"/>
-        <w:gridCol w:w="2640"/>
+        <w:gridCol w:w="3120"/>
+        <w:gridCol w:w="3120"/>
+        <w:gridCol w:w="3120"/>
       </w:tblGrid>
       <w:tr>
         <w:trPr>
           <w:tblHeader w:val="on"/>
         </w:trPr>
         <w:tc>
-          <w:tcPr/>
-          <w:p>
-            <w:pPr>
-              <w:pStyle w:val="Compact"/>
-            </w:pPr>
-            <w:r>
-              <w:t xml:space="preserve">Phase</w:t>
-            </w:r>
-          </w:p>
-        </w:tc>
-        <w:tc>
-          <w:tcPr/>
-          <w:p>
-            <w:pPr>
-              <w:pStyle w:val="Compact"/>
-            </w:pPr>
-            <w:r>
-              <w:t xml:space="preserve">Employee Side</w:t>
-            </w:r>
-          </w:p>
-        </w:tc>
-        <w:tc>
-          <w:tcPr/>
-          <w:p>
-            <w:pPr>
-              <w:pStyle w:val="Compact"/>
-            </w:pPr>
-            <w:r>
-              <w:t xml:space="preserve">Employer Side</w:t>
-            </w:r>
-          </w:p>
-        </w:tc>
-      </w:tr>
-      <w:tr>
-        <w:tc>
-          <w:tcPr/>
-          <w:p>
-            <w:pPr>
-              <w:pStyle w:val="Compact"/>
-            </w:pPr>
-            <w:r>
-              <w:t xml:space="preserve">Opening (1 min each)</w:t>
-            </w:r>
-          </w:p>
-        </w:tc>
-        <w:tc>
-          <w:tcPr/>
-          <w:p>
-            <w:pPr>
-              <w:pStyle w:val="Compact"/>
-            </w:pPr>
-          </w:p>
-        </w:tc>
-        <w:tc>
-          <w:tcPr/>
-          <w:p>
-            <w:pPr>
-              <w:pStyle w:val="Compact"/>
-            </w:pPr>
-          </w:p>
-        </w:tc>
-      </w:tr>
-      <w:tr>
-        <w:tc>
-          <w:tcPr/>
-          <w:p>
-            <w:pPr>
-              <w:pStyle w:val="Compact"/>
-            </w:pPr>
-            <w:r>
-              <w:t xml:space="preserve">Rebuttal (1 min each)</w:t>
-            </w:r>
-          </w:p>
-        </w:tc>
-        <w:tc>
-          <w:tcPr/>
-          <w:p>
-            <w:pPr>
-              <w:pStyle w:val="Compact"/>
-            </w:pPr>
-          </w:p>
-        </w:tc>
-        <w:tc>
-          <w:tcPr/>
-          <w:p>
-            <w:pPr>
-              <w:pStyle w:val="Compact"/>
-            </w:pPr>
-          </w:p>
-        </w:tc>
-      </w:tr>
-      <w:tr>
-        <w:tc>
-          <w:tcPr/>
-          <w:p>
-            <w:pPr>
-              <w:pStyle w:val="Compact"/>
-            </w:pPr>
-            <w:r>
-              <w:t xml:space="preserve">Key Takeaway</w:t>
-            </w:r>
-          </w:p>
-        </w:tc>
-        <w:tc>
-          <w:tcPr/>
-          <w:p>
-            <w:pPr>
-              <w:pStyle w:val="Compact"/>
-            </w:pPr>
-          </w:p>
-        </w:tc>
-        <w:tc>
-          <w:tcPr/>
+          <w:tcPr>
+            <w:tcW w:type="dxa" w:w="3120"/>
+          </w:tcPr>
+          <w:p>
+            <w:pPr>
+              <w:pStyle w:val="Compact"/>
+            </w:pPr>
+            <w:r>
+              <w:t xml:space="preserve">Order</w:t>
+            </w:r>
+          </w:p>
+        </w:tc>
+        <w:tc>
+          <w:tcPr>
+            <w:tcW w:type="dxa" w:w="3120"/>
+          </w:tcPr>
+          <w:p>
+            <w:pPr>
+              <w:pStyle w:val="Compact"/>
+            </w:pPr>
+            <w:r>
+              <w:t xml:space="preserve">Topic #</w:t>
+            </w:r>
+          </w:p>
+        </w:tc>
+        <w:tc>
+          <w:tcPr>
+            <w:tcW w:type="dxa" w:w="3120"/>
+          </w:tcPr>
+          <w:p>
+            <w:pPr>
+              <w:pStyle w:val="Compact"/>
+            </w:pPr>
+            <w:r>
+              <w:t xml:space="preserve">Topic</w:t>
+            </w:r>
+          </w:p>
+        </w:tc>
+      </w:tr>
+      <w:tr>
+        <w:tc>
+          <w:tcPr>
+            <w:tcW w:type="dxa" w:w="3120"/>
+          </w:tcPr>
+          <w:p>
+            <w:pPr>
+              <w:pStyle w:val="Compact"/>
+            </w:pPr>
+            <w:r>
+              <w:t xml:space="preserve">1st</w:t>
+            </w:r>
+          </w:p>
+        </w:tc>
+        <w:tc>
+          <w:tcPr>
+            <w:tcW w:type="dxa" w:w="3120"/>
+          </w:tcPr>
+          <w:p>
+            <w:pPr>
+              <w:pStyle w:val="Compact"/>
+            </w:pPr>
+          </w:p>
+        </w:tc>
+        <w:tc>
+          <w:tcPr>
+            <w:tcW w:type="dxa" w:w="3120"/>
+          </w:tcPr>
+          <w:p>
+            <w:pPr>
+              <w:pStyle w:val="Compact"/>
+            </w:pPr>
+          </w:p>
+        </w:tc>
+      </w:tr>
+      <w:tr>
+        <w:tc>
+          <w:tcPr>
+            <w:tcW w:type="dxa" w:w="3120"/>
+          </w:tcPr>
+          <w:p>
+            <w:pPr>
+              <w:pStyle w:val="Compact"/>
+            </w:pPr>
+            <w:r>
+              <w:t xml:space="preserve">2nd</w:t>
+            </w:r>
+          </w:p>
+        </w:tc>
+        <w:tc>
+          <w:tcPr>
+            <w:tcW w:type="dxa" w:w="3120"/>
+          </w:tcPr>
+          <w:p>
+            <w:pPr>
+              <w:pStyle w:val="Compact"/>
+            </w:pPr>
+          </w:p>
+        </w:tc>
+        <w:tc>
+          <w:tcPr>
+            <w:tcW w:type="dxa" w:w="3120"/>
+          </w:tcPr>
           <w:p>
             <w:pPr>
               <w:pStyle w:val="Compact"/>
@@ -1523,14 +1448,82 @@
         </w:pict>
       </w:r>
     </w:p>
-    <w:bookmarkEnd w:id="19"/>
-    <w:bookmarkStart w:id="20" w:name="topic-2-_______________"/>
+    <w:bookmarkEnd w:id="16"/>
+    <w:bookmarkStart w:id="17" w:name="minutes-individual-brainstorming"/>
     <w:p>
       <w:pPr>
         <w:pStyle w:val="Heading3"/>
       </w:pPr>
       <w:r>
-        <w:t xml:space="preserve">Topic 2: _______________</w:t>
+        <w:t xml:space="preserve">[6 minutes] Individual Brainstorming</w:t>
+      </w:r>
+    </w:p>
+    <w:p>
+      <w:pPr>
+        <w:pStyle w:val="FirstParagraph"/>
+      </w:pPr>
+      <w:r>
+        <w:t xml:space="preserve">Before the debate begins, take out a piece of paper and brainstorm your arguments individually for 6 minutes.</w:t>
+      </w:r>
+    </w:p>
+    <w:p>
+      <w:pPr>
+        <w:pStyle w:val="BlockText"/>
+      </w:pPr>
+      <w:r>
+        <w:rPr>
+          <w:b/>
+          <w:bCs/>
+        </w:rPr>
+        <w:t xml:space="preserve">No smartphones or laptops allowed</w:t>
+      </w:r>
+      <w:r>
+        <w:t xml:space="preserve"> </w:t>
+      </w:r>
+      <w:r>
+        <w:t xml:space="preserve">during brainstorming (except for the Notetaker).</w:t>
+      </w:r>
+    </w:p>
+    <w:p>
+      <w:r>
+        <w:pict>
+          <v:rect style="width:0;height:1.5pt" o:hralign="center" o:hrstd="t" o:hr="t"/>
+        </w:pict>
+      </w:r>
+    </w:p>
+    <w:bookmarkEnd w:id="17"/>
+    <w:bookmarkEnd w:id="18"/>
+    <w:bookmarkStart w:id="24" w:name="debate-rounds-12-minutes-total"/>
+    <w:p>
+      <w:pPr>
+        <w:pStyle w:val="Heading2"/>
+      </w:pPr>
+      <w:r>
+        <w:t xml:space="preserve">Debate Rounds [12 minutes total]</w:t>
+      </w:r>
+    </w:p>
+    <w:p>
+      <w:pPr>
+        <w:pStyle w:val="FirstParagraph"/>
+      </w:pPr>
+      <w:r>
+        <w:t xml:space="preserve">For each topic (6 min each), both sides present their arguments, rebut, and share key takeaways.</w:t>
+      </w:r>
+    </w:p>
+    <w:p>
+      <w:r>
+        <w:pict>
+          <v:rect style="width:0;height:1.5pt" o:hralign="center" o:hrstd="t" o:hr="t"/>
+        </w:pict>
+      </w:r>
+    </w:p>
+    <w:bookmarkStart w:id="19" w:name="topic-1-_______________"/>
+    <w:p>
+      <w:pPr>
+        <w:pStyle w:val="Heading3"/>
+      </w:pPr>
+      <w:r>
+        <w:t xml:space="preserve">Topic 1: _______________</w:t>
       </w:r>
     </w:p>
     <w:tbl>
@@ -1546,18 +1539,21 @@
           <w:insideH w:val="single" w:sz="4" w:space="0" w:color="000000"/>
           <w:insideV w:val="single" w:sz="4" w:space="0" w:color="000000"/>
         </w:tblBorders>
+        <w:tblLayout w:type="fixed"/>
       </w:tblPr>
       <w:tblGrid>
-        <w:gridCol w:w="2640"/>
-        <w:gridCol w:w="2640"/>
-        <w:gridCol w:w="2640"/>
+        <w:gridCol w:w="3120"/>
+        <w:gridCol w:w="3120"/>
+        <w:gridCol w:w="3120"/>
       </w:tblGrid>
       <w:tr>
         <w:trPr>
           <w:tblHeader w:val="on"/>
         </w:trPr>
         <w:tc>
-          <w:tcPr/>
+          <w:tcPr>
+            <w:tcW w:type="dxa" w:w="3120"/>
+          </w:tcPr>
           <w:p>
             <w:pPr>
               <w:pStyle w:val="Compact"/>
@@ -1568,7 +1564,9 @@
           </w:p>
         </w:tc>
         <w:tc>
-          <w:tcPr/>
+          <w:tcPr>
+            <w:tcW w:type="dxa" w:w="3120"/>
+          </w:tcPr>
           <w:p>
             <w:pPr>
               <w:pStyle w:val="Compact"/>
@@ -1579,7 +1577,9 @@
           </w:p>
         </w:tc>
         <w:tc>
-          <w:tcPr/>
+          <w:tcPr>
+            <w:tcW w:type="dxa" w:w="3120"/>
+          </w:tcPr>
           <w:p>
             <w:pPr>
               <w:pStyle w:val="Compact"/>
@@ -1592,7 +1592,9 @@
       </w:tr>
       <w:tr>
         <w:tc>
-          <w:tcPr/>
+          <w:tcPr>
+            <w:tcW w:type="dxa" w:w="3120"/>
+          </w:tcPr>
           <w:p>
             <w:pPr>
               <w:pStyle w:val="Compact"/>
@@ -1603,25 +1605,31 @@
           </w:p>
         </w:tc>
         <w:tc>
-          <w:tcPr/>
-          <w:p>
-            <w:pPr>
-              <w:pStyle w:val="Compact"/>
-            </w:pPr>
-          </w:p>
-        </w:tc>
-        <w:tc>
-          <w:tcPr/>
-          <w:p>
-            <w:pPr>
-              <w:pStyle w:val="Compact"/>
-            </w:pPr>
-          </w:p>
-        </w:tc>
-      </w:tr>
-      <w:tr>
-        <w:tc>
-          <w:tcPr/>
+          <w:tcPr>
+            <w:tcW w:type="dxa" w:w="3120"/>
+          </w:tcPr>
+          <w:p>
+            <w:pPr>
+              <w:pStyle w:val="Compact"/>
+            </w:pPr>
+          </w:p>
+        </w:tc>
+        <w:tc>
+          <w:tcPr>
+            <w:tcW w:type="dxa" w:w="3120"/>
+          </w:tcPr>
+          <w:p>
+            <w:pPr>
+              <w:pStyle w:val="Compact"/>
+            </w:pPr>
+          </w:p>
+        </w:tc>
+      </w:tr>
+      <w:tr>
+        <w:tc>
+          <w:tcPr>
+            <w:tcW w:type="dxa" w:w="3120"/>
+          </w:tcPr>
           <w:p>
             <w:pPr>
               <w:pStyle w:val="Compact"/>
@@ -1632,25 +1640,31 @@
           </w:p>
         </w:tc>
         <w:tc>
-          <w:tcPr/>
-          <w:p>
-            <w:pPr>
-              <w:pStyle w:val="Compact"/>
-            </w:pPr>
-          </w:p>
-        </w:tc>
-        <w:tc>
-          <w:tcPr/>
-          <w:p>
-            <w:pPr>
-              <w:pStyle w:val="Compact"/>
-            </w:pPr>
-          </w:p>
-        </w:tc>
-      </w:tr>
-      <w:tr>
-        <w:tc>
-          <w:tcPr/>
+          <w:tcPr>
+            <w:tcW w:type="dxa" w:w="3120"/>
+          </w:tcPr>
+          <w:p>
+            <w:pPr>
+              <w:pStyle w:val="Compact"/>
+            </w:pPr>
+          </w:p>
+        </w:tc>
+        <w:tc>
+          <w:tcPr>
+            <w:tcW w:type="dxa" w:w="3120"/>
+          </w:tcPr>
+          <w:p>
+            <w:pPr>
+              <w:pStyle w:val="Compact"/>
+            </w:pPr>
+          </w:p>
+        </w:tc>
+      </w:tr>
+      <w:tr>
+        <w:tc>
+          <w:tcPr>
+            <w:tcW w:type="dxa" w:w="3120"/>
+          </w:tcPr>
           <w:p>
             <w:pPr>
               <w:pStyle w:val="Compact"/>
@@ -1661,15 +1675,19 @@
           </w:p>
         </w:tc>
         <w:tc>
-          <w:tcPr/>
-          <w:p>
-            <w:pPr>
-              <w:pStyle w:val="Compact"/>
-            </w:pPr>
-          </w:p>
-        </w:tc>
-        <w:tc>
-          <w:tcPr/>
+          <w:tcPr>
+            <w:tcW w:type="dxa" w:w="3120"/>
+          </w:tcPr>
+          <w:p>
+            <w:pPr>
+              <w:pStyle w:val="Compact"/>
+            </w:pPr>
+          </w:p>
+        </w:tc>
+        <w:tc>
+          <w:tcPr>
+            <w:tcW w:type="dxa" w:w="3120"/>
+          </w:tcPr>
           <w:p>
             <w:pPr>
               <w:pStyle w:val="Compact"/>
@@ -1685,14 +1703,14 @@
         </w:pict>
       </w:r>
     </w:p>
-    <w:bookmarkEnd w:id="20"/>
-    <w:bookmarkStart w:id="21" w:name="minutes-final-reflection"/>
+    <w:bookmarkEnd w:id="19"/>
+    <w:bookmarkStart w:id="20" w:name="topic-2-_______________"/>
     <w:p>
       <w:pPr>
         <w:pStyle w:val="Heading3"/>
       </w:pPr>
       <w:r>
-        <w:t xml:space="preserve">[8 minutes] Final Reflection</w:t>
+        <w:t xml:space="preserve">Topic 2: _______________</w:t>
       </w:r>
     </w:p>
     <w:tbl>
@@ -1708,94 +1726,155 @@
           <w:insideH w:val="single" w:sz="4" w:space="0" w:color="000000"/>
           <w:insideV w:val="single" w:sz="4" w:space="0" w:color="000000"/>
         </w:tblBorders>
+        <w:tblLayout w:type="fixed"/>
       </w:tblPr>
       <w:tblGrid>
-        <w:gridCol w:w="3960"/>
-        <w:gridCol w:w="3960"/>
+        <w:gridCol w:w="3120"/>
+        <w:gridCol w:w="3120"/>
+        <w:gridCol w:w="3120"/>
       </w:tblGrid>
       <w:tr>
         <w:trPr>
           <w:tblHeader w:val="on"/>
         </w:trPr>
         <w:tc>
-          <w:tcPr/>
-          <w:p>
-            <w:pPr>
-              <w:pStyle w:val="Compact"/>
-            </w:pPr>
-            <w:r>
-              <w:t xml:space="preserve">Question</w:t>
-            </w:r>
-          </w:p>
-        </w:tc>
-        <w:tc>
-          <w:tcPr/>
-          <w:p>
-            <w:pPr>
-              <w:pStyle w:val="Compact"/>
-            </w:pPr>
-            <w:r>
-              <w:t xml:space="preserve">Notes</w:t>
-            </w:r>
-          </w:p>
-        </w:tc>
-      </w:tr>
-      <w:tr>
-        <w:tc>
-          <w:tcPr/>
-          <w:p>
-            <w:pPr>
-              <w:pStyle w:val="Compact"/>
-            </w:pPr>
-            <w:r>
-              <w:t xml:space="preserve">Which topic was most debatable? Why?</w:t>
-            </w:r>
-          </w:p>
-        </w:tc>
-        <w:tc>
-          <w:tcPr/>
-          <w:p>
-            <w:pPr>
-              <w:pStyle w:val="Compact"/>
-            </w:pPr>
-          </w:p>
-        </w:tc>
-      </w:tr>
-      <w:tr>
-        <w:tc>
-          <w:tcPr/>
-          <w:p>
-            <w:pPr>
-              <w:pStyle w:val="Compact"/>
-            </w:pPr>
-            <w:r>
-              <w:t xml:space="preserve">What did you learn from the opposing view?</w:t>
-            </w:r>
-          </w:p>
-        </w:tc>
-        <w:tc>
-          <w:tcPr/>
-          <w:p>
-            <w:pPr>
-              <w:pStyle w:val="Compact"/>
-            </w:pPr>
-          </w:p>
-        </w:tc>
-      </w:tr>
-      <w:tr>
-        <w:tc>
-          <w:tcPr/>
-          <w:p>
-            <w:pPr>
-              <w:pStyle w:val="Compact"/>
-            </w:pPr>
-            <w:r>
-              <w:t xml:space="preserve">Any common ground found across topics?</w:t>
-            </w:r>
-          </w:p>
-        </w:tc>
-        <w:tc>
-          <w:tcPr/>
+          <w:tcPr>
+            <w:tcW w:type="dxa" w:w="3120"/>
+          </w:tcPr>
+          <w:p>
+            <w:pPr>
+              <w:pStyle w:val="Compact"/>
+            </w:pPr>
+            <w:r>
+              <w:t xml:space="preserve">Phase</w:t>
+            </w:r>
+          </w:p>
+        </w:tc>
+        <w:tc>
+          <w:tcPr>
+            <w:tcW w:type="dxa" w:w="3120"/>
+          </w:tcPr>
+          <w:p>
+            <w:pPr>
+              <w:pStyle w:val="Compact"/>
+            </w:pPr>
+            <w:r>
+              <w:t xml:space="preserve">Employee Side</w:t>
+            </w:r>
+          </w:p>
+        </w:tc>
+        <w:tc>
+          <w:tcPr>
+            <w:tcW w:type="dxa" w:w="3120"/>
+          </w:tcPr>
+          <w:p>
+            <w:pPr>
+              <w:pStyle w:val="Compact"/>
+            </w:pPr>
+            <w:r>
+              <w:t xml:space="preserve">Employer Side</w:t>
+            </w:r>
+          </w:p>
+        </w:tc>
+      </w:tr>
+      <w:tr>
+        <w:tc>
+          <w:tcPr>
+            <w:tcW w:type="dxa" w:w="3120"/>
+          </w:tcPr>
+          <w:p>
+            <w:pPr>
+              <w:pStyle w:val="Compact"/>
+            </w:pPr>
+            <w:r>
+              <w:t xml:space="preserve">Opening (1 min each)</w:t>
+            </w:r>
+          </w:p>
+        </w:tc>
+        <w:tc>
+          <w:tcPr>
+            <w:tcW w:type="dxa" w:w="3120"/>
+          </w:tcPr>
+          <w:p>
+            <w:pPr>
+              <w:pStyle w:val="Compact"/>
+            </w:pPr>
+          </w:p>
+        </w:tc>
+        <w:tc>
+          <w:tcPr>
+            <w:tcW w:type="dxa" w:w="3120"/>
+          </w:tcPr>
+          <w:p>
+            <w:pPr>
+              <w:pStyle w:val="Compact"/>
+            </w:pPr>
+          </w:p>
+        </w:tc>
+      </w:tr>
+      <w:tr>
+        <w:tc>
+          <w:tcPr>
+            <w:tcW w:type="dxa" w:w="3120"/>
+          </w:tcPr>
+          <w:p>
+            <w:pPr>
+              <w:pStyle w:val="Compact"/>
+            </w:pPr>
+            <w:r>
+              <w:t xml:space="preserve">Rebuttal (1 min each)</w:t>
+            </w:r>
+          </w:p>
+        </w:tc>
+        <w:tc>
+          <w:tcPr>
+            <w:tcW w:type="dxa" w:w="3120"/>
+          </w:tcPr>
+          <w:p>
+            <w:pPr>
+              <w:pStyle w:val="Compact"/>
+            </w:pPr>
+          </w:p>
+        </w:tc>
+        <w:tc>
+          <w:tcPr>
+            <w:tcW w:type="dxa" w:w="3120"/>
+          </w:tcPr>
+          <w:p>
+            <w:pPr>
+              <w:pStyle w:val="Compact"/>
+            </w:pPr>
+          </w:p>
+        </w:tc>
+      </w:tr>
+      <w:tr>
+        <w:tc>
+          <w:tcPr>
+            <w:tcW w:type="dxa" w:w="3120"/>
+          </w:tcPr>
+          <w:p>
+            <w:pPr>
+              <w:pStyle w:val="Compact"/>
+            </w:pPr>
+            <w:r>
+              <w:t xml:space="preserve">Key Takeaway</w:t>
+            </w:r>
+          </w:p>
+        </w:tc>
+        <w:tc>
+          <w:tcPr>
+            <w:tcW w:type="dxa" w:w="3120"/>
+          </w:tcPr>
+          <w:p>
+            <w:pPr>
+              <w:pStyle w:val="Compact"/>
+            </w:pPr>
+          </w:p>
+        </w:tc>
+        <w:tc>
+          <w:tcPr>
+            <w:tcW w:type="dxa" w:w="3120"/>
+          </w:tcPr>
           <w:p>
             <w:pPr>
               <w:pStyle w:val="Compact"/>
@@ -1811,34 +1890,14 @@
         </w:pict>
       </w:r>
     </w:p>
-    <w:bookmarkEnd w:id="21"/>
-    <w:bookmarkStart w:id="22" w:name="minute-wrap-up"/>
+    <w:bookmarkEnd w:id="20"/>
+    <w:bookmarkStart w:id="21" w:name="minutes-final-reflection"/>
     <w:p>
       <w:pPr>
         <w:pStyle w:val="Heading3"/>
       </w:pPr>
       <w:r>
-        <w:t xml:space="preserve">[1 minute] Wrap-up</w:t>
-      </w:r>
-    </w:p>
-    <w:p>
-      <w:pPr>
-        <w:pStyle w:val="FirstParagraph"/>
-      </w:pPr>
-      <w:r>
-        <w:t xml:space="preserve">Check the syllabus to find out when the next team meeting will be. Discuss who will be the next Notetaker.</w:t>
-      </w:r>
-    </w:p>
-    <w:p>
-      <w:pPr>
-        <w:pStyle w:val="BodyText"/>
-      </w:pPr>
-      <w:r>
-        <w:rPr>
-          <w:b/>
-          <w:bCs/>
-        </w:rPr>
-        <w:t xml:space="preserve">Our next meeting:</w:t>
+        <w:t xml:space="preserve">[8 minutes] Final Reflection</w:t>
       </w:r>
     </w:p>
     <w:tbl>
@@ -1854,115 +1913,111 @@
           <w:insideH w:val="single" w:sz="4" w:space="0" w:color="000000"/>
           <w:insideV w:val="single" w:sz="4" w:space="0" w:color="000000"/>
         </w:tblBorders>
+        <w:tblLayout w:type="fixed"/>
       </w:tblPr>
       <w:tblGrid>
-        <w:gridCol w:w="3960"/>
-        <w:gridCol w:w="3960"/>
+        <w:gridCol w:w="4680"/>
+        <w:gridCol w:w="4680"/>
       </w:tblGrid>
       <w:tr>
         <w:trPr>
           <w:tblHeader w:val="on"/>
         </w:trPr>
         <w:tc>
-          <w:tcPr/>
-          <w:p>
-            <w:pPr>
-              <w:pStyle w:val="Compact"/>
-            </w:pPr>
-            <w:r>
-              <w:t xml:space="preserve">Item</w:t>
-            </w:r>
-          </w:p>
-        </w:tc>
-        <w:tc>
-          <w:tcPr/>
-          <w:p>
-            <w:pPr>
-              <w:pStyle w:val="Compact"/>
-            </w:pPr>
-            <w:r>
-              <w:t xml:space="preserve">Details</w:t>
-            </w:r>
-          </w:p>
-        </w:tc>
-      </w:tr>
-      <w:tr>
-        <w:tc>
-          <w:tcPr/>
-          <w:p>
-            <w:pPr>
-              <w:pStyle w:val="Compact"/>
-            </w:pPr>
-            <w:r>
-              <w:t xml:space="preserve">Date</w:t>
-            </w:r>
-          </w:p>
-        </w:tc>
-        <w:tc>
-          <w:tcPr/>
-          <w:p>
-            <w:pPr>
-              <w:pStyle w:val="Compact"/>
-            </w:pPr>
-          </w:p>
-        </w:tc>
-      </w:tr>
-      <w:tr>
-        <w:tc>
-          <w:tcPr/>
-          <w:p>
-            <w:pPr>
-              <w:pStyle w:val="Compact"/>
-            </w:pPr>
-            <w:r>
-              <w:t xml:space="preserve">Time</w:t>
-            </w:r>
-          </w:p>
-        </w:tc>
-        <w:tc>
-          <w:tcPr/>
-          <w:p>
-            <w:pPr>
-              <w:pStyle w:val="Compact"/>
-            </w:pPr>
-          </w:p>
-        </w:tc>
-      </w:tr>
-      <w:tr>
-        <w:tc>
-          <w:tcPr/>
-          <w:p>
-            <w:pPr>
-              <w:pStyle w:val="Compact"/>
-            </w:pPr>
-            <w:r>
-              <w:t xml:space="preserve">Meeting Location</w:t>
-            </w:r>
-          </w:p>
-        </w:tc>
-        <w:tc>
-          <w:tcPr/>
-          <w:p>
-            <w:pPr>
-              <w:pStyle w:val="Compact"/>
-            </w:pPr>
-          </w:p>
-        </w:tc>
-      </w:tr>
-      <w:tr>
-        <w:tc>
-          <w:tcPr/>
-          <w:p>
-            <w:pPr>
-              <w:pStyle w:val="Compact"/>
-            </w:pPr>
-            <w:r>
-              <w:t xml:space="preserve">Notetaker</w:t>
-            </w:r>
-          </w:p>
-        </w:tc>
-        <w:tc>
-          <w:tcPr/>
+          <w:tcPr>
+            <w:tcW w:type="dxa" w:w="4680"/>
+          </w:tcPr>
+          <w:p>
+            <w:pPr>
+              <w:pStyle w:val="Compact"/>
+            </w:pPr>
+            <w:r>
+              <w:t xml:space="preserve">Question</w:t>
+            </w:r>
+          </w:p>
+        </w:tc>
+        <w:tc>
+          <w:tcPr>
+            <w:tcW w:type="dxa" w:w="4680"/>
+          </w:tcPr>
+          <w:p>
+            <w:pPr>
+              <w:pStyle w:val="Compact"/>
+            </w:pPr>
+            <w:r>
+              <w:t xml:space="preserve">Notes</w:t>
+            </w:r>
+          </w:p>
+        </w:tc>
+      </w:tr>
+      <w:tr>
+        <w:tc>
+          <w:tcPr>
+            <w:tcW w:type="dxa" w:w="4680"/>
+          </w:tcPr>
+          <w:p>
+            <w:pPr>
+              <w:pStyle w:val="Compact"/>
+            </w:pPr>
+            <w:r>
+              <w:t xml:space="preserve">Which topic was most debatable? Why?</w:t>
+            </w:r>
+          </w:p>
+        </w:tc>
+        <w:tc>
+          <w:tcPr>
+            <w:tcW w:type="dxa" w:w="4680"/>
+          </w:tcPr>
+          <w:p>
+            <w:pPr>
+              <w:pStyle w:val="Compact"/>
+            </w:pPr>
+          </w:p>
+        </w:tc>
+      </w:tr>
+      <w:tr>
+        <w:tc>
+          <w:tcPr>
+            <w:tcW w:type="dxa" w:w="4680"/>
+          </w:tcPr>
+          <w:p>
+            <w:pPr>
+              <w:pStyle w:val="Compact"/>
+            </w:pPr>
+            <w:r>
+              <w:t xml:space="preserve">What did you learn from the opposing view?</w:t>
+            </w:r>
+          </w:p>
+        </w:tc>
+        <w:tc>
+          <w:tcPr>
+            <w:tcW w:type="dxa" w:w="4680"/>
+          </w:tcPr>
+          <w:p>
+            <w:pPr>
+              <w:pStyle w:val="Compact"/>
+            </w:pPr>
+          </w:p>
+        </w:tc>
+      </w:tr>
+      <w:tr>
+        <w:tc>
+          <w:tcPr>
+            <w:tcW w:type="dxa" w:w="4680"/>
+          </w:tcPr>
+          <w:p>
+            <w:pPr>
+              <w:pStyle w:val="Compact"/>
+            </w:pPr>
+            <w:r>
+              <w:t xml:space="preserve">Any common ground found across topics?</w:t>
+            </w:r>
+          </w:p>
+        </w:tc>
+        <w:tc>
+          <w:tcPr>
+            <w:tcW w:type="dxa" w:w="4680"/>
+          </w:tcPr>
           <w:p>
             <w:pPr>
               <w:pStyle w:val="Compact"/>
@@ -1978,14 +2033,14 @@
         </w:pict>
       </w:r>
     </w:p>
-    <w:bookmarkEnd w:id="22"/>
-    <w:bookmarkStart w:id="23" w:name="Xdffffa9589697c6b137d1a3c94709d5cb808246"/>
+    <w:bookmarkEnd w:id="21"/>
+    <w:bookmarkStart w:id="22" w:name="minute-wrap-up"/>
     <w:p>
       <w:pPr>
         <w:pStyle w:val="Heading3"/>
       </w:pPr>
       <w:r>
-        <w:t xml:space="preserve">[1 minute] Self and Peer Review Evaluation Survey</w:t>
+        <w:t xml:space="preserve">[1 minute] Wrap-up</w:t>
       </w:r>
     </w:p>
     <w:p>
@@ -1993,7 +2048,7 @@
         <w:pStyle w:val="FirstParagraph"/>
       </w:pPr>
       <w:r>
-        <w:t xml:space="preserve">Conduct a survey for self/peer evaluation. You can find the URL in the syllabus.</w:t>
+        <w:t xml:space="preserve">Check the syllabus to find out when the next team meeting will be. Discuss who will be the next Notetaker.</w:t>
       </w:r>
     </w:p>
     <w:p>
@@ -2005,21 +2060,7 @@
           <w:b/>
           <w:bCs/>
         </w:rPr>
-        <w:t xml:space="preserve">Tip:</w:t>
-      </w:r>
-      <w:r>
-        <w:t xml:space="preserve"> </w:t>
-      </w:r>
-      <w:r>
-        <w:t xml:space="preserve">Bookmark this survey URL on your phone. You will use it every week for team meetings.</w:t>
-      </w:r>
-    </w:p>
-    <w:p>
-      <w:pPr>
-        <w:pStyle w:val="BodyText"/>
-      </w:pPr>
-      <w:r>
-        <w:t xml:space="preserve">Once you finish the survey, you will receive the survey completion code. The Notetaker needs to collect all survey completion codes from team members. The completion code will be used as an attendance check.</w:t>
+        <w:t xml:space="preserve">Our next meeting:</w:t>
       </w:r>
     </w:p>
     <w:tbl>
@@ -2035,17 +2076,222 @@
           <w:insideH w:val="single" w:sz="4" w:space="0" w:color="000000"/>
           <w:insideV w:val="single" w:sz="4" w:space="0" w:color="000000"/>
         </w:tblBorders>
+        <w:tblLayout w:type="fixed"/>
       </w:tblPr>
       <w:tblGrid>
-        <w:gridCol w:w="3960"/>
-        <w:gridCol w:w="3960"/>
+        <w:gridCol w:w="4680"/>
+        <w:gridCol w:w="4680"/>
       </w:tblGrid>
       <w:tr>
         <w:trPr>
           <w:tblHeader w:val="on"/>
         </w:trPr>
         <w:tc>
-          <w:tcPr/>
+          <w:tcPr>
+            <w:tcW w:type="dxa" w:w="4680"/>
+          </w:tcPr>
+          <w:p>
+            <w:pPr>
+              <w:pStyle w:val="Compact"/>
+            </w:pPr>
+            <w:r>
+              <w:t xml:space="preserve">Item</w:t>
+            </w:r>
+          </w:p>
+        </w:tc>
+        <w:tc>
+          <w:tcPr>
+            <w:tcW w:type="dxa" w:w="4680"/>
+          </w:tcPr>
+          <w:p>
+            <w:pPr>
+              <w:pStyle w:val="Compact"/>
+            </w:pPr>
+            <w:r>
+              <w:t xml:space="preserve">Details</w:t>
+            </w:r>
+          </w:p>
+        </w:tc>
+      </w:tr>
+      <w:tr>
+        <w:tc>
+          <w:tcPr>
+            <w:tcW w:type="dxa" w:w="4680"/>
+          </w:tcPr>
+          <w:p>
+            <w:pPr>
+              <w:pStyle w:val="Compact"/>
+            </w:pPr>
+            <w:r>
+              <w:t xml:space="preserve">Date</w:t>
+            </w:r>
+          </w:p>
+        </w:tc>
+        <w:tc>
+          <w:tcPr>
+            <w:tcW w:type="dxa" w:w="4680"/>
+          </w:tcPr>
+          <w:p>
+            <w:pPr>
+              <w:pStyle w:val="Compact"/>
+            </w:pPr>
+          </w:p>
+        </w:tc>
+      </w:tr>
+      <w:tr>
+        <w:tc>
+          <w:tcPr>
+            <w:tcW w:type="dxa" w:w="4680"/>
+          </w:tcPr>
+          <w:p>
+            <w:pPr>
+              <w:pStyle w:val="Compact"/>
+            </w:pPr>
+            <w:r>
+              <w:t xml:space="preserve">Time</w:t>
+            </w:r>
+          </w:p>
+        </w:tc>
+        <w:tc>
+          <w:tcPr>
+            <w:tcW w:type="dxa" w:w="4680"/>
+          </w:tcPr>
+          <w:p>
+            <w:pPr>
+              <w:pStyle w:val="Compact"/>
+            </w:pPr>
+          </w:p>
+        </w:tc>
+      </w:tr>
+      <w:tr>
+        <w:tc>
+          <w:tcPr>
+            <w:tcW w:type="dxa" w:w="4680"/>
+          </w:tcPr>
+          <w:p>
+            <w:pPr>
+              <w:pStyle w:val="Compact"/>
+            </w:pPr>
+            <w:r>
+              <w:t xml:space="preserve">Meeting Location</w:t>
+            </w:r>
+          </w:p>
+        </w:tc>
+        <w:tc>
+          <w:tcPr>
+            <w:tcW w:type="dxa" w:w="4680"/>
+          </w:tcPr>
+          <w:p>
+            <w:pPr>
+              <w:pStyle w:val="Compact"/>
+            </w:pPr>
+          </w:p>
+        </w:tc>
+      </w:tr>
+      <w:tr>
+        <w:tc>
+          <w:tcPr>
+            <w:tcW w:type="dxa" w:w="4680"/>
+          </w:tcPr>
+          <w:p>
+            <w:pPr>
+              <w:pStyle w:val="Compact"/>
+            </w:pPr>
+            <w:r>
+              <w:t xml:space="preserve">Notetaker</w:t>
+            </w:r>
+          </w:p>
+        </w:tc>
+        <w:tc>
+          <w:tcPr>
+            <w:tcW w:type="dxa" w:w="4680"/>
+          </w:tcPr>
+          <w:p>
+            <w:pPr>
+              <w:pStyle w:val="Compact"/>
+            </w:pPr>
+          </w:p>
+        </w:tc>
+      </w:tr>
+    </w:tbl>
+    <w:p>
+      <w:r>
+        <w:pict>
+          <v:rect style="width:0;height:1.5pt" o:hralign="center" o:hrstd="t" o:hr="t"/>
+        </w:pict>
+      </w:r>
+    </w:p>
+    <w:bookmarkEnd w:id="22"/>
+    <w:bookmarkStart w:id="23" w:name="Xdffffa9589697c6b137d1a3c94709d5cb808246"/>
+    <w:p>
+      <w:pPr>
+        <w:pStyle w:val="Heading3"/>
+      </w:pPr>
+      <w:r>
+        <w:t xml:space="preserve">[1 minute] Self and Peer Review Evaluation Survey</w:t>
+      </w:r>
+    </w:p>
+    <w:p>
+      <w:pPr>
+        <w:pStyle w:val="FirstParagraph"/>
+      </w:pPr>
+      <w:r>
+        <w:t xml:space="preserve">Conduct a survey for self/peer evaluation. You can find the URL in the syllabus.</w:t>
+      </w:r>
+    </w:p>
+    <w:p>
+      <w:pPr>
+        <w:pStyle w:val="BodyText"/>
+      </w:pPr>
+      <w:r>
+        <w:rPr>
+          <w:b/>
+          <w:bCs/>
+        </w:rPr>
+        <w:t xml:space="preserve">Tip:</w:t>
+      </w:r>
+      <w:r>
+        <w:t xml:space="preserve"> </w:t>
+      </w:r>
+      <w:r>
+        <w:t xml:space="preserve">Bookmark this survey URL on your phone. You will use it every week for team meetings.</w:t>
+      </w:r>
+    </w:p>
+    <w:p>
+      <w:pPr>
+        <w:pStyle w:val="BodyText"/>
+      </w:pPr>
+      <w:r>
+        <w:t xml:space="preserve">Once you finish the survey, you will receive the survey completion code. The Notetaker needs to collect all survey completion codes from team members. The completion code will be used as an attendance check.</w:t>
+      </w:r>
+    </w:p>
+    <w:tbl>
+      <w:tblPr>
+        <w:tblW w:type="pct" w:w="5000"/>
+        <w:tblStyle w:val="Table"/>
+        <w:tblLook w:firstRow="1" w:lastRow="0" w:firstColumn="0" w:lastColumn="0" w:noHBand="0" w:noVBand="0" w:val="0020"/>
+        <w:tblBorders>
+          <w:top w:val="single" w:sz="4" w:space="0" w:color="000000"/>
+          <w:left w:val="single" w:sz="4" w:space="0" w:color="000000"/>
+          <w:bottom w:val="single" w:sz="4" w:space="0" w:color="000000"/>
+          <w:right w:val="single" w:sz="4" w:space="0" w:color="000000"/>
+          <w:insideH w:val="single" w:sz="4" w:space="0" w:color="000000"/>
+          <w:insideV w:val="single" w:sz="4" w:space="0" w:color="000000"/>
+        </w:tblBorders>
+        <w:tblLayout w:type="fixed"/>
+      </w:tblPr>
+      <w:tblGrid>
+        <w:gridCol w:w="4680"/>
+        <w:gridCol w:w="4680"/>
+      </w:tblGrid>
+      <w:tr>
+        <w:trPr>
+          <w:tblHeader w:val="on"/>
+        </w:trPr>
+        <w:tc>
+          <w:tcPr>
+            <w:tcW w:type="dxa" w:w="4680"/>
+          </w:tcPr>
           <w:p>
             <w:pPr>
               <w:pStyle w:val="Compact"/>
@@ -2056,7 +2302,9 @@
           </w:p>
         </w:tc>
         <w:tc>
-          <w:tcPr/>
+          <w:tcPr>
+            <w:tcW w:type="dxa" w:w="4680"/>
+          </w:tcPr>
           <w:p>
             <w:pPr>
               <w:pStyle w:val="Compact"/>
@@ -2069,7 +2317,9 @@
       </w:tr>
       <w:tr>
         <w:tc>
-          <w:tcPr/>
+          <w:tcPr>
+            <w:tcW w:type="dxa" w:w="4680"/>
+          </w:tcPr>
           <w:p>
             <w:pPr>
               <w:pStyle w:val="Compact"/>
@@ -2080,17 +2330,21 @@
           </w:p>
         </w:tc>
         <w:tc>
-          <w:tcPr/>
-          <w:p>
-            <w:pPr>
-              <w:pStyle w:val="Compact"/>
-            </w:pPr>
-          </w:p>
-        </w:tc>
-      </w:tr>
-      <w:tr>
-        <w:tc>
-          <w:tcPr/>
+          <w:tcPr>
+            <w:tcW w:type="dxa" w:w="4680"/>
+          </w:tcPr>
+          <w:p>
+            <w:pPr>
+              <w:pStyle w:val="Compact"/>
+            </w:pPr>
+          </w:p>
+        </w:tc>
+      </w:tr>
+      <w:tr>
+        <w:tc>
+          <w:tcPr>
+            <w:tcW w:type="dxa" w:w="4680"/>
+          </w:tcPr>
           <w:p>
             <w:pPr>
               <w:pStyle w:val="Compact"/>
@@ -2101,17 +2355,21 @@
           </w:p>
         </w:tc>
         <w:tc>
-          <w:tcPr/>
-          <w:p>
-            <w:pPr>
-              <w:pStyle w:val="Compact"/>
-            </w:pPr>
-          </w:p>
-        </w:tc>
-      </w:tr>
-      <w:tr>
-        <w:tc>
-          <w:tcPr/>
+          <w:tcPr>
+            <w:tcW w:type="dxa" w:w="4680"/>
+          </w:tcPr>
+          <w:p>
+            <w:pPr>
+              <w:pStyle w:val="Compact"/>
+            </w:pPr>
+          </w:p>
+        </w:tc>
+      </w:tr>
+      <w:tr>
+        <w:tc>
+          <w:tcPr>
+            <w:tcW w:type="dxa" w:w="4680"/>
+          </w:tcPr>
           <w:p>
             <w:pPr>
               <w:pStyle w:val="Compact"/>
@@ -2122,17 +2380,21 @@
           </w:p>
         </w:tc>
         <w:tc>
-          <w:tcPr/>
-          <w:p>
-            <w:pPr>
-              <w:pStyle w:val="Compact"/>
-            </w:pPr>
-          </w:p>
-        </w:tc>
-      </w:tr>
-      <w:tr>
-        <w:tc>
-          <w:tcPr/>
+          <w:tcPr>
+            <w:tcW w:type="dxa" w:w="4680"/>
+          </w:tcPr>
+          <w:p>
+            <w:pPr>
+              <w:pStyle w:val="Compact"/>
+            </w:pPr>
+          </w:p>
+        </w:tc>
+      </w:tr>
+      <w:tr>
+        <w:tc>
+          <w:tcPr>
+            <w:tcW w:type="dxa" w:w="4680"/>
+          </w:tcPr>
           <w:p>
             <w:pPr>
               <w:pStyle w:val="Compact"/>
@@ -2143,17 +2405,21 @@
           </w:p>
         </w:tc>
         <w:tc>
-          <w:tcPr/>
-          <w:p>
-            <w:pPr>
-              <w:pStyle w:val="Compact"/>
-            </w:pPr>
-          </w:p>
-        </w:tc>
-      </w:tr>
-      <w:tr>
-        <w:tc>
-          <w:tcPr/>
+          <w:tcPr>
+            <w:tcW w:type="dxa" w:w="4680"/>
+          </w:tcPr>
+          <w:p>
+            <w:pPr>
+              <w:pStyle w:val="Compact"/>
+            </w:pPr>
+          </w:p>
+        </w:tc>
+      </w:tr>
+      <w:tr>
+        <w:tc>
+          <w:tcPr>
+            <w:tcW w:type="dxa" w:w="4680"/>
+          </w:tcPr>
           <w:p>
             <w:pPr>
               <w:pStyle w:val="Compact"/>
@@ -2164,17 +2430,21 @@
           </w:p>
         </w:tc>
         <w:tc>
-          <w:tcPr/>
-          <w:p>
-            <w:pPr>
-              <w:pStyle w:val="Compact"/>
-            </w:pPr>
-          </w:p>
-        </w:tc>
-      </w:tr>
-      <w:tr>
-        <w:tc>
-          <w:tcPr/>
+          <w:tcPr>
+            <w:tcW w:type="dxa" w:w="4680"/>
+          </w:tcPr>
+          <w:p>
+            <w:pPr>
+              <w:pStyle w:val="Compact"/>
+            </w:pPr>
+          </w:p>
+        </w:tc>
+      </w:tr>
+      <w:tr>
+        <w:tc>
+          <w:tcPr>
+            <w:tcW w:type="dxa" w:w="4680"/>
+          </w:tcPr>
           <w:p>
             <w:pPr>
               <w:pStyle w:val="Compact"/>
@@ -2185,7 +2455,9 @@
           </w:p>
         </w:tc>
         <w:tc>
-          <w:tcPr/>
+          <w:tcPr>
+            <w:tcW w:type="dxa" w:w="4680"/>
+          </w:tcPr>
           <w:p>
             <w:pPr>
               <w:pStyle w:val="Compact"/>
@@ -2318,9 +2590,9 @@
   <w:docDefaults>
     <w:rPrDefault>
       <w:rPr>
-        <w:rFonts w:asciiTheme="minorHAnsi" w:cstheme="minorBidi" w:eastAsiaTheme="minorEastAsia" w:hAnsiTheme="minorHAnsi"/>
-        <w:sz w:val="24"/>
-        <w:szCs w:val="24"/>
+        <w:rFonts w:ascii="Calibri" w:asciiTheme="minorHAnsi" w:cstheme="minorBidi" w:eastAsia="Malgun Gothic" w:eastAsiaTheme="minorEastAsia" w:hAnsi="Calibri" w:hAnsiTheme="minorHAnsi"/>
+        <w:sz w:val="22"/>
+        <w:szCs w:val="22"/>
         <w:lang w:bidi="ar-SA" w:eastAsia="zh-CN" w:val="en-US"/>
       </w:rPr>
     </w:rPrDefault>
@@ -2334,6 +2606,11 @@
   <w:style w:default="1" w:styleId="Normal" w:type="paragraph">
     <w:name w:val="Normal"/>
     <w:qFormat/>
+    <w:rPr>
+      <w:rFonts w:ascii="Calibri" w:hAnsi="Calibri"/>
+      <w:color w:val="000000"/>
+      <w:sz w:val="22"/>
+    </w:rPr>
   </w:style>
   <w:style w:styleId="BodyText" w:type="paragraph">
     <w:name w:val="Body Text"/>
@@ -2343,12 +2620,20 @@
     <w:pPr>
       <w:spacing w:after="180" w:before="180"/>
     </w:pPr>
+    <w:rPr>
+      <w:rFonts w:ascii="Calibri" w:hAnsi="Calibri"/>
+      <w:color w:val="000000"/>
+      <w:sz w:val="22"/>
+    </w:rPr>
   </w:style>
   <w:style w:customStyle="1" w:styleId="FirstParagraph" w:type="paragraph">
     <w:name w:val="First Paragraph"/>
     <w:basedOn w:val="BodyText"/>
     <w:next w:val="BodyText"/>
     <w:qFormat/>
+    <w:rPr>
+      <w:rFonts w:ascii="Calibri" w:hAnsi="Calibri"/>
+    </w:rPr>
   </w:style>
   <w:style w:customStyle="1" w:styleId="Compact" w:type="paragraph">
     <w:name w:val="Compact"/>
@@ -2357,6 +2642,9 @@
     <w:pPr>
       <w:spacing w:after="36" w:before="36"/>
     </w:pPr>
+    <w:rPr>
+      <w:rFonts w:ascii="Calibri" w:hAnsi="Calibri"/>
+    </w:rPr>
   </w:style>
   <w:style w:styleId="Title" w:type="paragraph">
     <w:name w:val="Title"/>
@@ -2372,7 +2660,7 @@
       <w:jc w:val="center"/>
     </w:pPr>
     <w:rPr>
-      <w:rFonts w:asciiTheme="majorHAnsi" w:cstheme="majorBidi" w:eastAsiaTheme="majorEastAsia" w:hAnsiTheme="majorHAnsi"/>
+      <w:rFonts w:ascii="Calibri" w:asciiTheme="majorHAnsi" w:cstheme="majorBidi" w:eastAsiaTheme="majorEastAsia" w:hAnsi="Calibri" w:hAnsiTheme="majorHAnsi"/>
       <w:sz w:val="56"/>
       <w:szCs w:val="56"/>
     </w:rPr>
@@ -2384,7 +2672,7 @@
     <w:uiPriority w:val="10"/>
     <w:rsid w:val="00A10FD9"/>
     <w:rPr>
-      <w:rFonts w:asciiTheme="majorHAnsi" w:cstheme="majorBidi" w:eastAsiaTheme="majorEastAsia" w:hAnsiTheme="majorHAnsi"/>
+      <w:rFonts w:ascii="Calibri" w:asciiTheme="majorHAnsi" w:cstheme="majorBidi" w:eastAsiaTheme="majorEastAsia" w:hAnsi="Calibri" w:hAnsiTheme="majorHAnsi"/>
       <w:sz w:val="56"/>
       <w:szCs w:val="56"/>
     </w:rPr>
@@ -2403,7 +2691,7 @@
       </w:numPr>
     </w:pPr>
     <w:rPr>
-      <w:rFonts w:cstheme="majorBidi" w:eastAsiaTheme="majorEastAsia"/>
+      <w:rFonts w:ascii="Calibri" w:cstheme="majorBidi" w:eastAsiaTheme="majorEastAsia" w:hAnsi="Calibri"/>
       <w:spacing w:val="15"/>
       <w:sz w:val="28"/>
       <w:szCs w:val="28"/>
@@ -2416,7 +2704,7 @@
     <w:uiPriority w:val="11"/>
     <w:rsid w:val="00A10FD9"/>
     <w:rPr>
-      <w:rFonts w:cstheme="majorBidi" w:eastAsiaTheme="majorEastAsia"/>
+      <w:rFonts w:ascii="Calibri" w:cstheme="majorBidi" w:eastAsiaTheme="majorEastAsia" w:hAnsi="Calibri"/>
       <w:color w:themeColor="text1" w:themeTint="A6" w:val="595959"/>
       <w:spacing w:val="15"/>
       <w:sz w:val="28"/>
@@ -2433,6 +2721,7 @@
       <w:keepLines/>
     </w:pPr>
     <w:rPr>
+      <w:rFonts w:ascii="Calibri" w:hAnsi="Calibri"/>
       <w:sz w:val="24"/>
       <w:szCs w:val="24"/>
     </w:rPr>
@@ -2447,6 +2736,7 @@
       <w:keepLines/>
     </w:pPr>
     <w:rPr>
+      <w:rFonts w:ascii="Calibri" w:hAnsi="Calibri"/>
       <w:sz w:val="24"/>
       <w:szCs w:val="24"/>
     </w:rPr>
@@ -2463,6 +2753,7 @@
       <w:jc w:val="center"/>
     </w:pPr>
     <w:rPr>
+      <w:rFonts w:ascii="Calibri" w:hAnsi="Calibri"/>
       <w:b/>
       <w:sz w:val="20"/>
       <w:szCs w:val="20"/>
@@ -2479,6 +2770,7 @@
       <w:spacing w:after="300" w:before="100"/>
     </w:pPr>
     <w:rPr>
+      <w:rFonts w:ascii="Calibri" w:hAnsi="Calibri"/>
       <w:sz w:val="20"/>
       <w:szCs w:val="20"/>
     </w:rPr>
@@ -2489,7 +2781,9 @@
     <w:next w:val="Bibliography"/>
     <w:qFormat/>
     <w:pPr/>
-    <w:rPr/>
+    <w:rPr>
+      <w:rFonts w:ascii="Calibri" w:hAnsi="Calibri"/>
+    </w:rPr>
   </w:style>
   <w:style w:styleId="Heading1" w:type="paragraph">
     <w:name w:val="heading 1"/>
@@ -2506,7 +2800,7 @@
       <w:outlineLvl w:val="0"/>
     </w:pPr>
     <w:rPr>
-      <w:rFonts w:asciiTheme="majorHAnsi" w:cstheme="majorBidi" w:eastAsiaTheme="majorEastAsia" w:hAnsiTheme="majorHAnsi"/>
+      <w:rFonts w:ascii="Calibri" w:asciiTheme="majorHAnsi" w:cstheme="majorBidi" w:eastAsiaTheme="majorEastAsia" w:hAnsi="Calibri" w:hAnsiTheme="majorHAnsi"/>
       <w:color w:themeColor="accent1" w:themeShade="BF" w:val="0F4761"/>
       <w:sz w:val="40"/>
       <w:szCs w:val="40"/>
@@ -2529,7 +2823,7 @@
       <w:outlineLvl w:val="1"/>
     </w:pPr>
     <w:rPr>
-      <w:rFonts w:asciiTheme="majorHAnsi" w:cstheme="majorBidi" w:eastAsiaTheme="majorEastAsia" w:hAnsiTheme="majorHAnsi"/>
+      <w:rFonts w:ascii="Calibri" w:asciiTheme="majorHAnsi" w:cstheme="majorBidi" w:eastAsiaTheme="majorEastAsia" w:hAnsi="Calibri" w:hAnsiTheme="majorHAnsi"/>
       <w:color w:themeColor="accent1" w:themeShade="BF" w:val="0F4761"/>
       <w:sz w:val="32"/>
       <w:szCs w:val="32"/>
@@ -2552,7 +2846,7 @@
       <w:outlineLvl w:val="2"/>
     </w:pPr>
     <w:rPr>
-      <w:rFonts w:cstheme="majorBidi" w:eastAsiaTheme="majorEastAsia"/>
+      <w:rFonts w:ascii="Calibri" w:cstheme="majorBidi" w:eastAsiaTheme="majorEastAsia" w:hAnsi="Calibri"/>
       <w:color w:themeColor="accent1" w:themeShade="BF" w:val="0F4761"/>
       <w:sz w:val="28"/>
       <w:szCs w:val="28"/>
@@ -2575,7 +2869,7 @@
       <w:outlineLvl w:val="3"/>
     </w:pPr>
     <w:rPr>
-      <w:rFonts w:cstheme="majorBidi" w:eastAsiaTheme="majorEastAsia"/>
+      <w:rFonts w:ascii="Calibri" w:cstheme="majorBidi" w:eastAsiaTheme="majorEastAsia" w:hAnsi="Calibri"/>
       <w:i/>
       <w:iCs/>
       <w:color w:themeColor="accent1" w:themeShade="BF" w:val="0F4761"/>
@@ -2598,7 +2892,7 @@
       <w:outlineLvl w:val="4"/>
     </w:pPr>
     <w:rPr>
-      <w:rFonts w:cstheme="majorBidi" w:eastAsiaTheme="majorEastAsia"/>
+      <w:rFonts w:ascii="Calibri" w:cstheme="majorBidi" w:eastAsiaTheme="majorEastAsia" w:hAnsi="Calibri"/>
       <w:color w:themeColor="accent1" w:themeShade="BF" w:val="0F4761"/>
     </w:rPr>
   </w:style>
@@ -2619,7 +2913,7 @@
       <w:outlineLvl w:val="5"/>
     </w:pPr>
     <w:rPr>
-      <w:rFonts w:cstheme="majorBidi" w:eastAsiaTheme="majorEastAsia"/>
+      <w:rFonts w:ascii="Calibri" w:cstheme="majorBidi" w:eastAsiaTheme="majorEastAsia" w:hAnsi="Calibri"/>
       <w:i/>
       <w:iCs/>
       <w:color w:themeColor="text1" w:themeTint="A6" w:val="595959"/>
@@ -2642,7 +2936,7 @@
       <w:outlineLvl w:val="6"/>
     </w:pPr>
     <w:rPr>
-      <w:rFonts w:cstheme="majorBidi" w:eastAsiaTheme="majorEastAsia"/>
+      <w:rFonts w:ascii="Calibri" w:cstheme="majorBidi" w:eastAsiaTheme="majorEastAsia" w:hAnsi="Calibri"/>
       <w:color w:themeColor="text1" w:themeTint="A6" w:val="595959"/>
     </w:rPr>
   </w:style>
@@ -2663,7 +2957,7 @@
       <w:outlineLvl w:val="7"/>
     </w:pPr>
     <w:rPr>
-      <w:rFonts w:cstheme="majorBidi" w:eastAsiaTheme="majorEastAsia"/>
+      <w:rFonts w:ascii="Calibri" w:cstheme="majorBidi" w:eastAsiaTheme="majorEastAsia" w:hAnsi="Calibri"/>
       <w:i/>
       <w:iCs/>
       <w:color w:themeColor="text1" w:themeTint="D8" w:val="272727"/>
@@ -2686,7 +2980,7 @@
       <w:outlineLvl w:val="8"/>
     </w:pPr>
     <w:rPr>
-      <w:rFonts w:cstheme="majorBidi" w:eastAsiaTheme="majorEastAsia"/>
+      <w:rFonts w:ascii="Calibri" w:cstheme="majorBidi" w:eastAsiaTheme="majorEastAsia" w:hAnsi="Calibri"/>
       <w:color w:themeColor="text1" w:themeTint="D8" w:val="272727"/>
     </w:rPr>
   </w:style>
@@ -2697,7 +2991,7 @@
     <w:uiPriority w:val="9"/>
     <w:rsid w:val="00A10FD9"/>
     <w:rPr>
-      <w:rFonts w:asciiTheme="majorHAnsi" w:cstheme="majorBidi" w:eastAsiaTheme="majorEastAsia" w:hAnsiTheme="majorHAnsi"/>
+      <w:rFonts w:ascii="Calibri" w:asciiTheme="majorHAnsi" w:cstheme="majorBidi" w:eastAsiaTheme="majorEastAsia" w:hAnsi="Calibri" w:hAnsiTheme="majorHAnsi"/>
       <w:color w:themeColor="accent1" w:themeShade="BF" w:val="0F4761"/>
       <w:sz w:val="40"/>
       <w:szCs w:val="40"/>
@@ -2711,7 +3005,7 @@
     <w:semiHidden/>
     <w:rsid w:val="00A10FD9"/>
     <w:rPr>
-      <w:rFonts w:asciiTheme="majorHAnsi" w:cstheme="majorBidi" w:eastAsiaTheme="majorEastAsia" w:hAnsiTheme="majorHAnsi"/>
+      <w:rFonts w:ascii="Calibri" w:asciiTheme="majorHAnsi" w:cstheme="majorBidi" w:eastAsiaTheme="majorEastAsia" w:hAnsi="Calibri" w:hAnsiTheme="majorHAnsi"/>
       <w:color w:themeColor="accent1" w:themeShade="BF" w:val="0F4761"/>
       <w:sz w:val="32"/>
       <w:szCs w:val="32"/>
@@ -2725,7 +3019,7 @@
     <w:semiHidden/>
     <w:rsid w:val="00A10FD9"/>
     <w:rPr>
-      <w:rFonts w:cstheme="majorBidi" w:eastAsiaTheme="majorEastAsia"/>
+      <w:rFonts w:ascii="Calibri" w:cstheme="majorBidi" w:eastAsiaTheme="majorEastAsia" w:hAnsi="Calibri"/>
       <w:color w:themeColor="accent1" w:themeShade="BF" w:val="0F4761"/>
       <w:sz w:val="28"/>
       <w:szCs w:val="28"/>
@@ -2739,7 +3033,7 @@
     <w:semiHidden/>
     <w:rsid w:val="00A10FD9"/>
     <w:rPr>
-      <w:rFonts w:cstheme="majorBidi" w:eastAsiaTheme="majorEastAsia"/>
+      <w:rFonts w:ascii="Calibri" w:cstheme="majorBidi" w:eastAsiaTheme="majorEastAsia" w:hAnsi="Calibri"/>
       <w:i/>
       <w:iCs/>
       <w:color w:themeColor="accent1" w:themeShade="BF" w:val="0F4761"/>
@@ -2753,7 +3047,7 @@
     <w:semiHidden/>
     <w:rsid w:val="00A10FD9"/>
     <w:rPr>
-      <w:rFonts w:cstheme="majorBidi" w:eastAsiaTheme="majorEastAsia"/>
+      <w:rFonts w:ascii="Calibri" w:cstheme="majorBidi" w:eastAsiaTheme="majorEastAsia" w:hAnsi="Calibri"/>
       <w:color w:themeColor="accent1" w:themeShade="BF" w:val="0F4761"/>
     </w:rPr>
   </w:style>
@@ -2765,7 +3059,7 @@
     <w:semiHidden/>
     <w:rsid w:val="00A10FD9"/>
     <w:rPr>
-      <w:rFonts w:cstheme="majorBidi" w:eastAsiaTheme="majorEastAsia"/>
+      <w:rFonts w:ascii="Calibri" w:cstheme="majorBidi" w:eastAsiaTheme="majorEastAsia" w:hAnsi="Calibri"/>
       <w:i/>
       <w:iCs/>
       <w:color w:themeColor="text1" w:themeTint="A6" w:val="595959"/>
@@ -2779,7 +3073,7 @@
     <w:semiHidden/>
     <w:rsid w:val="00A10FD9"/>
     <w:rPr>
-      <w:rFonts w:cstheme="majorBidi" w:eastAsiaTheme="majorEastAsia"/>
+      <w:rFonts w:ascii="Calibri" w:cstheme="majorBidi" w:eastAsiaTheme="majorEastAsia" w:hAnsi="Calibri"/>
       <w:color w:themeColor="text1" w:themeTint="A6" w:val="595959"/>
     </w:rPr>
   </w:style>
@@ -2791,7 +3085,7 @@
     <w:semiHidden/>
     <w:rsid w:val="00A10FD9"/>
     <w:rPr>
-      <w:rFonts w:cstheme="majorBidi" w:eastAsiaTheme="majorEastAsia"/>
+      <w:rFonts w:ascii="Calibri" w:cstheme="majorBidi" w:eastAsiaTheme="majorEastAsia" w:hAnsi="Calibri"/>
       <w:i/>
       <w:iCs/>
       <w:color w:themeColor="text1" w:themeTint="D8" w:val="272727"/>
@@ -2805,7 +3099,7 @@
     <w:semiHidden/>
     <w:rsid w:val="00A10FD9"/>
     <w:rPr>
-      <w:rFonts w:cstheme="majorBidi" w:eastAsiaTheme="majorEastAsia"/>
+      <w:rFonts w:ascii="Calibri" w:cstheme="majorBidi" w:eastAsiaTheme="majorEastAsia" w:hAnsi="Calibri"/>
       <w:color w:themeColor="text1" w:themeTint="D8" w:val="272727"/>
     </w:rPr>
   </w:style>
@@ -2820,6 +3114,9 @@
       <w:spacing w:after="100" w:before="100"/>
       <w:ind w:firstLine="0" w:left="480" w:right="480"/>
     </w:pPr>
+    <w:rPr>
+      <w:rFonts w:ascii="Calibri" w:hAnsi="Calibri"/>
+    </w:rPr>
   </w:style>
   <w:style w:styleId="FootnoteText" w:type="paragraph">
     <w:name w:val="Footnote Text"/>
@@ -2828,6 +3125,9 @@
     <w:uiPriority w:val="9"/>
     <w:unhideWhenUsed/>
     <w:qFormat/>
+    <w:rPr>
+      <w:rFonts w:ascii="Calibri" w:hAnsi="Calibri"/>
+    </w:rPr>
   </w:style>
   <w:style w:styleId="FootnoteBlockText" w:type="paragraph">
     <w:name w:val="Footnote Block Text"/>
@@ -2840,11 +3140,17 @@
       <w:spacing w:after="100" w:before="100"/>
       <w:ind w:firstLine="0" w:left="480" w:right="480"/>
     </w:pPr>
+    <w:rPr>
+      <w:rFonts w:ascii="Calibri" w:hAnsi="Calibri"/>
+    </w:rPr>
   </w:style>
   <w:style w:default="1" w:styleId="DefaultParagraphFont" w:type="character">
     <w:name w:val="Default Paragraph Font"/>
     <w:semiHidden/>
     <w:unhideWhenUsed/>
+    <w:rPr>
+      <w:rFonts w:ascii="Calibri" w:hAnsi="Calibri"/>
+    </w:rPr>
   </w:style>
   <w:style w:default="1" w:styleId="Table" w:type="table">
     <w:name w:val="Table"/>
@@ -2852,6 +3158,9 @@
     <w:semiHidden/>
     <w:unhideWhenUsed/>
     <w:qFormat/>
+    <w:rPr>
+      <w:rFonts w:ascii="Calibri" w:hAnsi="Calibri"/>
+    </w:rPr>
     <w:tblPr>
       <w:tblInd w:type="dxa" w:w="0"/>
       <w:tblCellMar>
@@ -2880,12 +3189,16 @@
       <w:spacing w:after="0"/>
     </w:pPr>
     <w:rPr>
+      <w:rFonts w:ascii="Calibri" w:hAnsi="Calibri"/>
       <w:b/>
     </w:rPr>
   </w:style>
   <w:style w:customStyle="1" w:styleId="Definition" w:type="paragraph">
     <w:name w:val="Definition"/>
     <w:basedOn w:val="Normal"/>
+    <w:rPr>
+      <w:rFonts w:ascii="Calibri" w:hAnsi="Calibri"/>
+    </w:rPr>
   </w:style>
   <w:style w:styleId="Caption" w:type="paragraph">
     <w:name w:val="Caption"/>
@@ -2895,6 +3208,7 @@
       <w:spacing w:after="120" w:before="0"/>
     </w:pPr>
     <w:rPr>
+      <w:rFonts w:ascii="Calibri" w:hAnsi="Calibri"/>
       <w:i/>
     </w:rPr>
   </w:style>
@@ -2904,14 +3218,23 @@
     <w:pPr>
       <w:keepNext/>
     </w:pPr>
+    <w:rPr>
+      <w:rFonts w:ascii="Calibri" w:hAnsi="Calibri"/>
+    </w:rPr>
   </w:style>
   <w:style w:customStyle="1" w:styleId="ImageCaption" w:type="paragraph">
     <w:name w:val="Image Caption"/>
     <w:basedOn w:val="Caption"/>
+    <w:rPr>
+      <w:rFonts w:ascii="Calibri" w:hAnsi="Calibri"/>
+    </w:rPr>
   </w:style>
   <w:style w:customStyle="1" w:styleId="Figure" w:type="paragraph">
     <w:name w:val="Figure"/>
     <w:basedOn w:val="Normal"/>
+    <w:rPr>
+      <w:rFonts w:ascii="Calibri" w:hAnsi="Calibri"/>
+    </w:rPr>
   </w:style>
   <w:style w:customStyle="1" w:styleId="CaptionedFigure" w:type="paragraph">
     <w:name w:val="Captioned Figure"/>
@@ -2919,28 +3242,38 @@
     <w:pPr>
       <w:keepNext/>
     </w:pPr>
+    <w:rPr>
+      <w:rFonts w:ascii="Calibri" w:hAnsi="Calibri"/>
+    </w:rPr>
   </w:style>
   <w:style w:customStyle="1" w:styleId="BodyTextChar" w:type="character">
     <w:name w:val="Body Text Char"/>
     <w:basedOn w:val="DefaultParagraphFont"/>
     <w:link w:val="BodyText"/>
+    <w:rPr>
+      <w:rFonts w:ascii="Calibri" w:hAnsi="Calibri"/>
+    </w:rPr>
   </w:style>
   <w:style w:customStyle="1" w:styleId="VerbatimChar" w:type="character">
     <w:name w:val="Verbatim Char"/>
     <w:basedOn w:val="BodyTextChar"/>
     <w:rPr>
-      <w:rFonts w:ascii="Consolas" w:hAnsi="Consolas"/>
+      <w:rFonts w:ascii="Calibri" w:hAnsi="Calibri"/>
       <w:sz w:val="22"/>
     </w:rPr>
   </w:style>
   <w:style w:customStyle="1" w:styleId="SectionNumber" w:type="character">
     <w:name w:val="Section Number"/>
     <w:basedOn w:val="BodyTextChar"/>
+    <w:rPr>
+      <w:rFonts w:ascii="Calibri" w:hAnsi="Calibri"/>
+    </w:rPr>
   </w:style>
   <w:style w:styleId="FootnoteReference" w:type="character">
     <w:name w:val="Footnote Reference"/>
     <w:basedOn w:val="BodyTextChar"/>
     <w:rPr>
+      <w:rFonts w:ascii="Calibri" w:hAnsi="Calibri"/>
       <w:vertAlign w:val="superscript"/>
     </w:rPr>
   </w:style>
@@ -2948,6 +3281,7 @@
     <w:name w:val="Hyperlink"/>
     <w:basedOn w:val="BodyTextChar"/>
     <w:rPr>
+      <w:rFonts w:ascii="Calibri" w:hAnsi="Calibri"/>
       <w:color w:themeColor="accent1" w:val="4F81BD"/>
     </w:rPr>
   </w:style>
@@ -2963,7 +3297,7 @@
       <w:outlineLvl w:val="9"/>
     </w:pPr>
     <w:rPr>
-      <w:rFonts w:asciiTheme="majorHAnsi" w:cstheme="majorBidi" w:eastAsiaTheme="majorEastAsia" w:hAnsiTheme="majorHAnsi"/>
+      <w:rFonts w:ascii="Calibri" w:asciiTheme="majorHAnsi" w:cstheme="majorBidi" w:eastAsiaTheme="majorEastAsia" w:hAnsi="Calibri" w:hAnsiTheme="majorHAnsi"/>
       <w:b w:val="0"/>
       <w:bCs w:val="0"/>
       <w:color w:themeColor="accent1" w:themeShade="BF" w:val="365F91"/>
